--- a/PHOCS-Docgentemplates/PHOCS Drinking Water Operating Permit Template_V1.docx
+++ b/PHOCS-Docgentemplates/PHOCS Drinking Water Operating Permit Template_V1.docx
@@ -1276,24 +1276,6 @@
                 <w:color w:val="0D0D0D" w:themeColor="text1" w:themeTint="F2"/>
               </w:rPr>
             </w:pPr>
-            <w:r>
-              <w:rPr>
-                <w:rFonts w:ascii="Calibri" w:hAnsi="Calibri" w:cs="Calibri"/>
-                <w:b/>
-                <w:bCs/>
-                <w:color w:val="0D0D0D" w:themeColor="text1" w:themeTint="F2"/>
-              </w:rPr>
-              <w:t>Non-Potable Water System</w:t>
-            </w:r>
-            <w:r>
-              <w:rPr>
-                <w:rFonts w:ascii="Calibri" w:hAnsi="Calibri" w:cs="Calibri"/>
-                <w:b/>
-                <w:bCs/>
-                <w:color w:val="0D0D0D" w:themeColor="text1" w:themeTint="F2"/>
-              </w:rPr>
-              <w:t>:</w:t>
-            </w:r>
           </w:p>
         </w:tc>
         <w:tc>
@@ -1301,42 +1283,6 @@
             <w:tcW w:w="5955" w:type="dxa"/>
             <w:shd w:val="clear" w:color="auto" w:fill="auto"/>
           </w:tcPr>
-          <w:p>
-            <w:pPr>
-              <w:rPr>
-                <w:rFonts w:ascii="Calibri" w:eastAsia="Calibri" w:hAnsi="Calibri" w:cs="Calibri"/>
-                <w:color w:val="0D0D0D" w:themeColor="text1" w:themeTint="F2"/>
-              </w:rPr>
-            </w:pPr>
-            <w:r>
-              <w:rPr>
-                <w:rFonts w:ascii="Calibri" w:eastAsia="Calibri" w:hAnsi="Calibri" w:cs="Calibri"/>
-                <w:color w:val="0D0D0D" w:themeColor="text1" w:themeTint="F2"/>
-              </w:rPr>
-              <w:t>{{BL</w:t>
-            </w:r>
-            <w:r>
-              <w:rPr>
-                <w:rFonts w:ascii="Calibri" w:eastAsia="Calibri" w:hAnsi="Calibri" w:cs="Calibri"/>
-                <w:color w:val="0D0D0D" w:themeColor="text1" w:themeTint="F2"/>
-              </w:rPr>
-              <w:t>Account</w:t>
-            </w:r>
-            <w:r>
-              <w:rPr>
-                <w:rFonts w:ascii="Calibri" w:eastAsia="Calibri" w:hAnsi="Calibri" w:cs="Calibri"/>
-                <w:color w:val="0D0D0D" w:themeColor="text1" w:themeTint="F2"/>
-              </w:rPr>
-              <w:t>NonPo</w:t>
-            </w:r>
-            <w:r>
-              <w:rPr>
-                <w:rFonts w:ascii="Calibri" w:eastAsia="Calibri" w:hAnsi="Calibri" w:cs="Calibri"/>
-                <w:color w:val="0D0D0D" w:themeColor="text1" w:themeTint="F2"/>
-              </w:rPr>
-              <w:t>tableWaterSystem}}</w:t>
-            </w:r>
-          </w:p>
           <w:p>
             <w:pPr>
               <w:rPr>
@@ -1552,10 +1498,10 @@
         <w:tblLook w:val="04A0" w:firstRow="1" w:lastRow="0" w:firstColumn="1" w:lastColumn="0" w:noHBand="0" w:noVBand="1"/>
       </w:tblPr>
       <w:tblGrid>
-        <w:gridCol w:w="3465"/>
-        <w:gridCol w:w="1388"/>
-        <w:gridCol w:w="1998"/>
-        <w:gridCol w:w="2479"/>
+        <w:gridCol w:w="2918"/>
+        <w:gridCol w:w="1616"/>
+        <w:gridCol w:w="1697"/>
+        <w:gridCol w:w="3099"/>
       </w:tblGrid>
       <w:tr>
         <w:trPr>
@@ -1793,24 +1739,32 @@
               <w:rPr>
                 <w:rFonts w:ascii="Calibri" w:eastAsia="Calibri" w:hAnsi="Calibri" w:cs="Calibri"/>
                 <w:color w:val="0D0D0D" w:themeColor="text1" w:themeTint="F2"/>
+              </w:rPr>
+            </w:pPr>
+            <w:r>
+              <w:rPr>
+                <w:rFonts w:ascii="Calibri" w:eastAsia="Calibri" w:hAnsi="Calibri" w:cs="Calibri"/>
+                <w:color w:val="0D0D0D" w:themeColor="text1" w:themeTint="F2"/>
+              </w:rPr>
+              <w:t>{{</w:t>
+            </w:r>
+            <w:r>
+              <w:rPr>
+                <w:rFonts w:ascii="Calibri" w:eastAsia="Calibri" w:hAnsi="Calibri" w:cs="Calibri"/>
+                <w:color w:val="0D0D0D" w:themeColor="text1" w:themeTint="F2"/>
+              </w:rPr>
+              <w:t>BLAccountWaterSourceIntakeCategoryL1</w:t>
+            </w:r>
+          </w:p>
+          <w:p>
+            <w:pPr>
+              <w:jc w:val="center"/>
+              <w:rPr>
+                <w:rFonts w:ascii="Calibri" w:eastAsia="Calibri" w:hAnsi="Calibri" w:cs="Calibri"/>
+                <w:color w:val="0D0D0D" w:themeColor="text1" w:themeTint="F2"/>
                 <w:lang w:val="en-IN"/>
               </w:rPr>
             </w:pPr>
-            <w:r>
-              <w:rPr>
-                <w:rFonts w:ascii="Calibri" w:eastAsia="Calibri" w:hAnsi="Calibri" w:cs="Calibri"/>
-                <w:color w:val="0D0D0D" w:themeColor="text1" w:themeTint="F2"/>
-              </w:rPr>
-              <w:t>{{</w:t>
-            </w:r>
-            <w:r>
-              <w:rPr>
-                <w:rFonts w:ascii="Calibri" w:eastAsia="Calibri" w:hAnsi="Calibri" w:cs="Calibri"/>
-                <w:color w:val="0D0D0D" w:themeColor="text1" w:themeTint="F2"/>
-                <w:lang w:val="en-IN"/>
-              </w:rPr>
-              <w:t>BLAccountDWSCategoryL1</w:t>
-            </w:r>
             <w:r>
               <w:rPr>
                 <w:rFonts w:ascii="Calibri" w:eastAsia="Calibri" w:hAnsi="Calibri" w:cs="Calibri"/>
@@ -1895,6 +1849,27 @@
                 <w:lang w:val="en-US"/>
               </w:rPr>
             </w:pPr>
+            <w:r>
+              <w:rPr>
+                <w:rFonts w:ascii="Calibri" w:eastAsia="Calibri" w:hAnsi="Calibri" w:cs="Calibri"/>
+                <w:color w:val="0D0D0D" w:themeColor="text1" w:themeTint="F2"/>
+              </w:rPr>
+              <w:t>{{</w:t>
+            </w:r>
+            <w:r>
+              <w:rPr>
+                <w:rFonts w:ascii="Calibri" w:eastAsia="Calibri" w:hAnsi="Calibri" w:cs="Calibri"/>
+                <w:color w:val="0D0D0D" w:themeColor="text1" w:themeTint="F2"/>
+              </w:rPr>
+              <w:t>WaterSourceIntakeWellTag</w:t>
+            </w:r>
+            <w:r>
+              <w:rPr>
+                <w:rFonts w:ascii="Calibri" w:eastAsia="Calibri" w:hAnsi="Calibri" w:cs="Calibri"/>
+                <w:color w:val="0D0D0D" w:themeColor="text1" w:themeTint="F2"/>
+              </w:rPr>
+              <w:t>}}</w:t>
+            </w:r>
             <w:r>
               <w:rPr>
                 <w:rFonts w:ascii="Calibri" w:eastAsia="Calibri" w:hAnsi="Calibri" w:cs="Calibri"/>
@@ -1998,7 +1973,7 @@
     <w:tbl>
       <w:tblPr>
         <w:tblStyle w:val="TableGrid"/>
-        <w:tblW w:w="9360" w:type="dxa"/>
+        <w:tblW w:w="9315" w:type="dxa"/>
         <w:tblBorders>
           <w:top w:val="single" w:sz="12" w:space="0" w:color="000000" w:themeColor="text1"/>
           <w:left w:val="single" w:sz="12" w:space="0" w:color="000000" w:themeColor="text1"/>
@@ -2015,7 +1990,7 @@
         <w:gridCol w:w="1875"/>
         <w:gridCol w:w="1200"/>
         <w:gridCol w:w="1560"/>
-        <w:gridCol w:w="1605"/>
+        <w:gridCol w:w="1560"/>
         <w:gridCol w:w="1560"/>
       </w:tblGrid>
       <w:tr>
@@ -2132,13 +2107,12 @@
         </w:tc>
         <w:tc>
           <w:tcPr>
-            <w:tcW w:w="1605" w:type="dxa"/>
+            <w:tcW w:w="1560" w:type="dxa"/>
             <w:shd w:val="clear" w:color="auto" w:fill="D1D1D1" w:themeFill="background2" w:themeFillShade="E6"/>
             <w:vAlign w:val="center"/>
           </w:tcPr>
           <w:p>
             <w:pPr>
-              <w:spacing w:before="60" w:after="60"/>
               <w:jc w:val="center"/>
               <w:rPr>
                 <w:rFonts w:ascii="Calibri" w:eastAsia="Calibri" w:hAnsi="Calibri" w:cs="Calibri"/>
@@ -2154,7 +2128,7 @@
                 <w:sz w:val="20"/>
                 <w:szCs w:val="20"/>
               </w:rPr>
-              <w:t>Current Operator Certification Level</w:t>
+              <w:t>Maximum Design Flow Rate (m3/day)</w:t>
             </w:r>
           </w:p>
         </w:tc>
@@ -2162,7 +2136,6 @@
           <w:tcPr>
             <w:tcW w:w="1560" w:type="dxa"/>
             <w:shd w:val="clear" w:color="auto" w:fill="D1D1D1" w:themeFill="background2" w:themeFillShade="E6"/>
-            <w:vAlign w:val="center"/>
           </w:tcPr>
           <w:p>
             <w:pPr>
@@ -2181,7 +2154,7 @@
                 <w:sz w:val="20"/>
                 <w:szCs w:val="20"/>
               </w:rPr>
-              <w:t>Maximum Design Flow Rate (m3/day)</w:t>
+              <w:t>Non-Potable Water System </w:t>
             </w:r>
           </w:p>
         </w:tc>
@@ -2216,39 +2189,7 @@
                 <w:color w:val="0D0D0D" w:themeColor="text1" w:themeTint="F2"/>
                 <w:lang w:val="en-IN"/>
               </w:rPr>
-              <w:t>BLAccountDWSDetails</w:t>
-            </w:r>
-            <w:r>
-              <w:rPr>
-                <w:rFonts w:ascii="Calibri" w:eastAsia="Calibri" w:hAnsi="Calibri" w:cs="Calibri"/>
-                <w:color w:val="0D0D0D" w:themeColor="text1" w:themeTint="F2"/>
-                <w:lang w:val="en-IN"/>
-              </w:rPr>
-              <w:t>}}{{#</w:t>
-            </w:r>
-            <w:r>
-              <w:rPr>
-                <w:rFonts w:ascii="Calibri" w:eastAsia="Calibri" w:hAnsi="Calibri" w:cs="Calibri"/>
-                <w:color w:val="0D0D0D" w:themeColor="text1" w:themeTint="F2"/>
-                <w:lang w:val="en-IN"/>
-              </w:rPr>
-              <w:t>FacilitiesDW</w:t>
-            </w:r>
-            <w:r>
-              <w:rPr>
-                <w:rFonts w:ascii="Calibri" w:eastAsia="Calibri" w:hAnsi="Calibri" w:cs="Calibri"/>
-                <w:color w:val="0D0D0D" w:themeColor="text1" w:themeTint="F2"/>
-                <w:lang w:val="en-IN"/>
-              </w:rPr>
-              <w:t>T</w:t>
-            </w:r>
-            <w:r>
-              <w:rPr>
-                <w:rFonts w:ascii="Calibri" w:eastAsia="Calibri" w:hAnsi="Calibri" w:cs="Calibri"/>
-                <w:color w:val="0D0D0D" w:themeColor="text1" w:themeTint="F2"/>
-                <w:lang w:val="en-IN"/>
-              </w:rPr>
-              <w:t>Details</w:t>
+              <w:t>BLAccountDWSDetails}}{{#FacilitiesDWTDetails</w:t>
             </w:r>
             <w:r>
               <w:rPr>
@@ -2309,24 +2250,32 @@
               <w:rPr>
                 <w:rFonts w:ascii="Calibri" w:eastAsia="Calibri" w:hAnsi="Calibri" w:cs="Calibri"/>
                 <w:color w:val="0D0D0D" w:themeColor="text1" w:themeTint="F2"/>
+              </w:rPr>
+            </w:pPr>
+            <w:r>
+              <w:rPr>
+                <w:rFonts w:ascii="Calibri" w:eastAsia="Calibri" w:hAnsi="Calibri" w:cs="Calibri"/>
+                <w:color w:val="0D0D0D" w:themeColor="text1" w:themeTint="F2"/>
+              </w:rPr>
+              <w:t>{{</w:t>
+            </w:r>
+            <w:r>
+              <w:rPr>
+                <w:rFonts w:ascii="Calibri" w:eastAsia="Calibri" w:hAnsi="Calibri" w:cs="Calibri"/>
+                <w:color w:val="0D0D0D" w:themeColor="text1" w:themeTint="F2"/>
+              </w:rPr>
+              <w:t>FacilitiesDWTPhysicalAddress</w:t>
+            </w:r>
+          </w:p>
+          <w:p>
+            <w:pPr>
+              <w:jc w:val="center"/>
+              <w:rPr>
+                <w:rFonts w:ascii="Calibri" w:eastAsia="Calibri" w:hAnsi="Calibri" w:cs="Calibri"/>
+                <w:color w:val="0D0D0D" w:themeColor="text1" w:themeTint="F2"/>
                 <w:lang w:val="en-IN"/>
               </w:rPr>
             </w:pPr>
-            <w:r>
-              <w:rPr>
-                <w:rFonts w:ascii="Calibri" w:eastAsia="Calibri" w:hAnsi="Calibri" w:cs="Calibri"/>
-                <w:color w:val="0D0D0D" w:themeColor="text1" w:themeTint="F2"/>
-              </w:rPr>
-              <w:t>{{</w:t>
-            </w:r>
-            <w:r>
-              <w:rPr>
-                <w:rFonts w:ascii="Calibri" w:eastAsia="Calibri" w:hAnsi="Calibri" w:cs="Calibri"/>
-                <w:color w:val="0D0D0D" w:themeColor="text1" w:themeTint="F2"/>
-                <w:lang w:val="en-IN"/>
-              </w:rPr>
-              <w:t>BLAccountPhysicalAddress</w:t>
-            </w:r>
             <w:r>
               <w:rPr>
                 <w:rFonts w:ascii="Calibri" w:eastAsia="Calibri" w:hAnsi="Calibri" w:cs="Calibri"/>
@@ -2364,6 +2313,37 @@
               <w:rPr>
                 <w:rFonts w:ascii="Calibri" w:eastAsia="Calibri" w:hAnsi="Calibri" w:cs="Calibri"/>
                 <w:color w:val="0D0D0D" w:themeColor="text1" w:themeTint="F2"/>
+                <w:lang w:val="en-IN"/>
+              </w:rPr>
+            </w:pPr>
+            <w:r>
+              <w:rPr>
+                <w:rFonts w:ascii="Calibri" w:eastAsia="Calibri" w:hAnsi="Calibri" w:cs="Calibri"/>
+                <w:color w:val="0D0D0D" w:themeColor="text1" w:themeTint="F2"/>
+              </w:rPr>
+              <w:t>{{</w:t>
+            </w:r>
+            <w:r>
+              <w:rPr>
+                <w:rFonts w:ascii="Calibri" w:eastAsia="Calibri" w:hAnsi="Calibri" w:cs="Calibri"/>
+                <w:color w:val="0D0D0D" w:themeColor="text1" w:themeTint="F2"/>
+              </w:rPr>
+              <w:t>FacilityDWTEOCPNumber</w:t>
+            </w:r>
+            <w:r>
+              <w:rPr>
+                <w:rFonts w:ascii="Calibri" w:eastAsia="Calibri" w:hAnsi="Calibri" w:cs="Calibri"/>
+                <w:color w:val="0D0D0D" w:themeColor="text1" w:themeTint="F2"/>
+              </w:rPr>
+              <w:t>}}</w:t>
+            </w:r>
+          </w:p>
+          <w:p>
+            <w:pPr>
+              <w:jc w:val="center"/>
+              <w:rPr>
+                <w:rFonts w:ascii="Calibri" w:eastAsia="Calibri" w:hAnsi="Calibri" w:cs="Calibri"/>
+                <w:color w:val="0D0D0D" w:themeColor="text1" w:themeTint="F2"/>
               </w:rPr>
             </w:pPr>
           </w:p>
@@ -2380,12 +2360,31 @@
                 <w:color w:val="0D0D0D" w:themeColor="text1" w:themeTint="F2"/>
               </w:rPr>
             </w:pPr>
-          </w:p>
-        </w:tc>
-        <w:tc>
-          <w:tcPr>
-            <w:tcW w:w="1605" w:type="dxa"/>
-          </w:tcPr>
+            <w:r>
+              <w:rPr>
+                <w:rFonts w:ascii="Calibri" w:eastAsia="Calibri" w:hAnsi="Calibri" w:cs="Calibri"/>
+                <w:color w:val="0D0D0D" w:themeColor="text1" w:themeTint="F2"/>
+              </w:rPr>
+              <w:t>{{FacilityDWTMaxDFRate</w:t>
+            </w:r>
+          </w:p>
+          <w:p>
+            <w:pPr>
+              <w:jc w:val="center"/>
+              <w:rPr>
+                <w:rFonts w:ascii="Calibri" w:eastAsia="Calibri" w:hAnsi="Calibri" w:cs="Calibri"/>
+                <w:color w:val="0D0D0D" w:themeColor="text1" w:themeTint="F2"/>
+                <w:lang w:val="en-IN"/>
+              </w:rPr>
+            </w:pPr>
+            <w:r>
+              <w:rPr>
+                <w:rFonts w:ascii="Calibri" w:eastAsia="Calibri" w:hAnsi="Calibri" w:cs="Calibri"/>
+                <w:color w:val="0D0D0D" w:themeColor="text1" w:themeTint="F2"/>
+              </w:rPr>
+              <w:t>}}</w:t>
+            </w:r>
+          </w:p>
           <w:p>
             <w:pPr>
               <w:jc w:val="center"/>
@@ -2428,30 +2427,37 @@
                 <w:rFonts w:ascii="Calibri" w:eastAsia="Calibri" w:hAnsi="Calibri" w:cs="Calibri"/>
                 <w:color w:val="0D0D0D" w:themeColor="text1" w:themeTint="F2"/>
               </w:rPr>
+              <w:t>}}{{/</w:t>
+            </w:r>
+            <w:r>
+              <w:rPr>
+                <w:rFonts w:ascii="Calibri" w:eastAsia="Calibri" w:hAnsi="Calibri" w:cs="Calibri"/>
+                <w:color w:val="0D0D0D" w:themeColor="text1" w:themeTint="F2"/>
+                <w:lang w:val="en-IN"/>
+              </w:rPr>
+              <w:t>BLAccountDWSDetails</w:t>
+            </w:r>
+            <w:r>
+              <w:rPr>
+                <w:rFonts w:ascii="Calibri" w:eastAsia="Calibri" w:hAnsi="Calibri" w:cs="Calibri"/>
+                <w:color w:val="0D0D0D" w:themeColor="text1" w:themeTint="F2"/>
+              </w:rPr>
               <w:t>}}</w:t>
             </w:r>
-            <w:r>
-              <w:rPr>
-                <w:rFonts w:ascii="Calibri" w:eastAsia="Calibri" w:hAnsi="Calibri" w:cs="Calibri"/>
-                <w:color w:val="0D0D0D" w:themeColor="text1" w:themeTint="F2"/>
-              </w:rPr>
-              <w:t>{{/</w:t>
-            </w:r>
-            <w:r>
-              <w:rPr>
-                <w:rFonts w:ascii="Calibri" w:eastAsia="Calibri" w:hAnsi="Calibri" w:cs="Calibri"/>
-                <w:color w:val="0D0D0D" w:themeColor="text1" w:themeTint="F2"/>
-                <w:lang w:val="en-IN"/>
-              </w:rPr>
-              <w:t>BLAccountDWSDetails</w:t>
-            </w:r>
-            <w:r>
-              <w:rPr>
-                <w:rFonts w:ascii="Calibri" w:eastAsia="Calibri" w:hAnsi="Calibri" w:cs="Calibri"/>
-                <w:color w:val="0D0D0D" w:themeColor="text1" w:themeTint="F2"/>
-              </w:rPr>
-              <w:t>}}</w:t>
-            </w:r>
+          </w:p>
+        </w:tc>
+        <w:tc>
+          <w:tcPr>
+            <w:tcW w:w="1560" w:type="dxa"/>
+          </w:tcPr>
+          <w:p>
+            <w:pPr>
+              <w:jc w:val="center"/>
+              <w:rPr>
+                <w:rFonts w:ascii="Calibri" w:eastAsia="Calibri" w:hAnsi="Calibri" w:cs="Calibri"/>
+                <w:color w:val="0D0D0D" w:themeColor="text1" w:themeTint="F2"/>
+              </w:rPr>
+            </w:pPr>
           </w:p>
         </w:tc>
       </w:tr>
@@ -3786,8 +3792,68 @@
           </w:p>
         </w:tc>
       </w:tr>
+      <w:bookmarkEnd w:id="3"/>
     </w:tbl>
-    <w:bookmarkEnd w:id="3"/>
+    <w:p>
+      <w:pPr>
+        <w:rPr>
+          <w:rFonts w:ascii="Calibri" w:hAnsi="Calibri" w:cs="Calibri"/>
+          <w:color w:val="0D0D0D" w:themeColor="text1" w:themeTint="F2"/>
+        </w:rPr>
+      </w:pPr>
+    </w:p>
+    <w:p>
+      <w:pPr>
+        <w:rPr>
+          <w:rFonts w:ascii="Calibri" w:hAnsi="Calibri" w:cs="Calibri"/>
+          <w:color w:val="0D0D0D" w:themeColor="text1" w:themeTint="F2"/>
+        </w:rPr>
+      </w:pPr>
+    </w:p>
+    <w:p>
+      <w:pPr>
+        <w:rPr>
+          <w:rFonts w:ascii="Calibri" w:hAnsi="Calibri" w:cs="Calibri"/>
+          <w:color w:val="0D0D0D" w:themeColor="text1" w:themeTint="F2"/>
+        </w:rPr>
+      </w:pPr>
+    </w:p>
+    <w:p>
+      <w:pPr>
+        <w:rPr>
+          <w:rFonts w:ascii="Calibri" w:hAnsi="Calibri" w:cs="Calibri"/>
+          <w:color w:val="0D0D0D" w:themeColor="text1" w:themeTint="F2"/>
+        </w:rPr>
+      </w:pPr>
+    </w:p>
+    <w:p>
+      <w:pPr>
+        <w:rPr>
+          <w:rFonts w:ascii="Calibri" w:hAnsi="Calibri" w:cs="Calibri"/>
+          <w:b/>
+          <w:bCs/>
+          <w:color w:val="0D0D0D" w:themeColor="text1" w:themeTint="F2"/>
+        </w:rPr>
+      </w:pPr>
+      <w:r>
+        <w:rPr>
+          <w:rFonts w:ascii="Calibri" w:hAnsi="Calibri" w:cs="Calibri"/>
+          <w:b/>
+          <w:bCs/>
+          <w:color w:val="0D0D0D" w:themeColor="text1" w:themeTint="F2"/>
+        </w:rPr>
+        <w:lastRenderedPageBreak/>
+        <w:t>Distribution System Information:</w:t>
+      </w:r>
+    </w:p>
+    <w:p>
+      <w:pPr>
+        <w:rPr>
+          <w:rFonts w:ascii="Calibri" w:hAnsi="Calibri" w:cs="Calibri"/>
+          <w:color w:val="0D0D0D" w:themeColor="text1" w:themeTint="F2"/>
+        </w:rPr>
+      </w:pPr>
+    </w:p>
     <w:p>
       <w:pPr>
         <w:rPr>
@@ -3808,7 +3874,7 @@
           <w:color w:val="0D0D0D" w:themeColor="text1" w:themeTint="F2"/>
           <w:lang w:val="en-IN"/>
         </w:rPr>
-        <w:t>BLAccountDWSDetails</w:t>
+        <w:t>BLAccountDWSDetails}}</w:t>
       </w:r>
       <w:r>
         <w:rPr>
@@ -3816,7 +3882,457 @@
           <w:color w:val="0D0D0D" w:themeColor="text1" w:themeTint="F2"/>
           <w:lang w:val="en-IN"/>
         </w:rPr>
-        <w:t>}}{{#</w:t>
+        <w:t xml:space="preserve"> </w:t>
+      </w:r>
+      <w:r>
+        <w:rPr>
+          <w:rFonts w:ascii="Calibri" w:hAnsi="Calibri" w:cs="Calibri"/>
+          <w:color w:val="0D0D0D" w:themeColor="text1" w:themeTint="F2"/>
+          <w:lang w:val="en-IN"/>
+        </w:rPr>
+        <w:t>{{#FacilitiesDWDDetails</w:t>
+      </w:r>
+      <w:r>
+        <w:rPr>
+          <w:rFonts w:ascii="Calibri" w:hAnsi="Calibri" w:cs="Calibri"/>
+          <w:color w:val="0D0D0D" w:themeColor="text1" w:themeTint="F2"/>
+        </w:rPr>
+        <w:t xml:space="preserve">}} </w:t>
+      </w:r>
+    </w:p>
+    <w:p>
+      <w:pPr>
+        <w:rPr>
+          <w:rFonts w:ascii="Calibri" w:hAnsi="Calibri" w:cs="Calibri"/>
+          <w:color w:val="0D0D0D" w:themeColor="text1" w:themeTint="F2"/>
+        </w:rPr>
+      </w:pPr>
+    </w:p>
+    <w:tbl>
+      <w:tblPr>
+        <w:tblStyle w:val="TableGrid"/>
+        <w:tblW w:w="5014" w:type="pct"/>
+        <w:tblInd w:w="-15" w:type="dxa"/>
+        <w:tblBorders>
+          <w:top w:val="single" w:sz="12" w:space="0" w:color="000000" w:themeColor="text1"/>
+          <w:left w:val="single" w:sz="12" w:space="0" w:color="000000" w:themeColor="text1"/>
+          <w:bottom w:val="single" w:sz="12" w:space="0" w:color="000000" w:themeColor="text1"/>
+          <w:right w:val="single" w:sz="12" w:space="0" w:color="000000" w:themeColor="text1"/>
+          <w:insideH w:val="single" w:sz="12" w:space="0" w:color="000000" w:themeColor="text1"/>
+          <w:insideV w:val="single" w:sz="12" w:space="0" w:color="000000" w:themeColor="text1"/>
+        </w:tblBorders>
+        <w:tblLayout w:type="fixed"/>
+        <w:tblLook w:val="04A0" w:firstRow="1" w:lastRow="0" w:firstColumn="1" w:lastColumn="0" w:noHBand="0" w:noVBand="1"/>
+      </w:tblPr>
+      <w:tblGrid>
+        <w:gridCol w:w="926"/>
+        <w:gridCol w:w="1484"/>
+        <w:gridCol w:w="2268"/>
+        <w:gridCol w:w="2126"/>
+        <w:gridCol w:w="2552"/>
+      </w:tblGrid>
+      <w:tr>
+        <w:trPr>
+          <w:trHeight w:val="300"/>
+        </w:trPr>
+        <w:tc>
+          <w:tcPr>
+            <w:tcW w:w="495" w:type="pct"/>
+            <w:tcBorders>
+              <w:top w:val="single" w:sz="12" w:space="0" w:color="000000" w:themeColor="text1"/>
+              <w:left w:val="single" w:sz="12" w:space="0" w:color="000000" w:themeColor="text1"/>
+              <w:bottom w:val="single" w:sz="12" w:space="0" w:color="000000" w:themeColor="text1"/>
+              <w:right w:val="single" w:sz="12" w:space="0" w:color="000000" w:themeColor="text1"/>
+            </w:tcBorders>
+            <w:shd w:val="clear" w:color="auto" w:fill="BFBFBF" w:themeFill="background1" w:themeFillShade="BF"/>
+            <w:vAlign w:val="center"/>
+            <w:hideMark/>
+          </w:tcPr>
+          <w:p>
+            <w:pPr>
+              <w:rPr>
+                <w:rFonts w:ascii="Calibri" w:hAnsi="Calibri" w:cs="Calibri"/>
+                <w:b/>
+                <w:bCs/>
+                <w:color w:val="0D0D0D" w:themeColor="text1" w:themeTint="F2"/>
+              </w:rPr>
+            </w:pPr>
+            <w:r>
+              <w:rPr>
+                <w:rFonts w:ascii="Calibri" w:hAnsi="Calibri" w:cs="Calibri"/>
+                <w:b/>
+                <w:bCs/>
+                <w:color w:val="0D0D0D" w:themeColor="text1" w:themeTint="F2"/>
+              </w:rPr>
+              <w:t>Name</w:t>
+            </w:r>
+          </w:p>
+        </w:tc>
+        <w:tc>
+          <w:tcPr>
+            <w:tcW w:w="793" w:type="pct"/>
+            <w:tcBorders>
+              <w:top w:val="single" w:sz="12" w:space="0" w:color="000000" w:themeColor="text1"/>
+              <w:left w:val="single" w:sz="12" w:space="0" w:color="000000" w:themeColor="text1"/>
+              <w:bottom w:val="single" w:sz="12" w:space="0" w:color="000000" w:themeColor="text1"/>
+              <w:right w:val="single" w:sz="12" w:space="0" w:color="000000" w:themeColor="text1"/>
+            </w:tcBorders>
+            <w:shd w:val="clear" w:color="auto" w:fill="BFBFBF" w:themeFill="background1" w:themeFillShade="BF"/>
+            <w:vAlign w:val="center"/>
+            <w:hideMark/>
+          </w:tcPr>
+          <w:p>
+            <w:pPr>
+              <w:rPr>
+                <w:rFonts w:ascii="Calibri" w:hAnsi="Calibri" w:cs="Calibri"/>
+                <w:b/>
+                <w:bCs/>
+                <w:color w:val="0D0D0D" w:themeColor="text1" w:themeTint="F2"/>
+              </w:rPr>
+            </w:pPr>
+            <w:r>
+              <w:rPr>
+                <w:rFonts w:ascii="Calibri" w:hAnsi="Calibri" w:cs="Calibri"/>
+                <w:b/>
+                <w:bCs/>
+                <w:color w:val="0D0D0D" w:themeColor="text1" w:themeTint="F2"/>
+              </w:rPr>
+              <w:t>EOCP Distribution System #:</w:t>
+            </w:r>
+          </w:p>
+        </w:tc>
+        <w:tc>
+          <w:tcPr>
+            <w:tcW w:w="1212" w:type="pct"/>
+            <w:tcBorders>
+              <w:top w:val="single" w:sz="12" w:space="0" w:color="000000" w:themeColor="text1"/>
+              <w:left w:val="single" w:sz="12" w:space="0" w:color="000000" w:themeColor="text1"/>
+              <w:bottom w:val="single" w:sz="12" w:space="0" w:color="000000" w:themeColor="text1"/>
+              <w:right w:val="single" w:sz="12" w:space="0" w:color="000000" w:themeColor="text1"/>
+            </w:tcBorders>
+            <w:shd w:val="clear" w:color="auto" w:fill="BFBFBF" w:themeFill="background1" w:themeFillShade="BF"/>
+            <w:vAlign w:val="center"/>
+            <w:hideMark/>
+          </w:tcPr>
+          <w:p>
+            <w:pPr>
+              <w:rPr>
+                <w:rFonts w:ascii="Calibri" w:hAnsi="Calibri" w:cs="Calibri"/>
+                <w:b/>
+                <w:bCs/>
+                <w:color w:val="0D0D0D" w:themeColor="text1" w:themeTint="F2"/>
+              </w:rPr>
+            </w:pPr>
+            <w:r>
+              <w:rPr>
+                <w:rFonts w:ascii="Calibri" w:hAnsi="Calibri" w:cs="Calibri"/>
+                <w:b/>
+                <w:bCs/>
+                <w:color w:val="0D0D0D" w:themeColor="text1" w:themeTint="F2"/>
+              </w:rPr>
+              <w:t>EOCP Distribution System Classification Level</w:t>
+            </w:r>
+          </w:p>
+        </w:tc>
+        <w:tc>
+          <w:tcPr>
+            <w:tcW w:w="1136" w:type="pct"/>
+            <w:tcBorders>
+              <w:top w:val="single" w:sz="12" w:space="0" w:color="000000" w:themeColor="text1"/>
+              <w:left w:val="single" w:sz="12" w:space="0" w:color="000000" w:themeColor="text1"/>
+              <w:bottom w:val="single" w:sz="12" w:space="0" w:color="000000" w:themeColor="text1"/>
+              <w:right w:val="single" w:sz="12" w:space="0" w:color="000000" w:themeColor="text1"/>
+            </w:tcBorders>
+            <w:shd w:val="clear" w:color="auto" w:fill="BFBFBF" w:themeFill="background1" w:themeFillShade="BF"/>
+            <w:vAlign w:val="center"/>
+            <w:hideMark/>
+          </w:tcPr>
+          <w:p>
+            <w:pPr>
+              <w:rPr>
+                <w:rFonts w:ascii="Calibri" w:hAnsi="Calibri" w:cs="Calibri"/>
+                <w:b/>
+                <w:bCs/>
+                <w:color w:val="0D0D0D" w:themeColor="text1" w:themeTint="F2"/>
+              </w:rPr>
+            </w:pPr>
+            <w:r>
+              <w:rPr>
+                <w:rFonts w:ascii="Calibri" w:hAnsi="Calibri" w:cs="Calibri"/>
+                <w:b/>
+                <w:bCs/>
+                <w:color w:val="0D0D0D" w:themeColor="text1" w:themeTint="F2"/>
+              </w:rPr>
+              <w:t>Secondary Disinfection Required</w:t>
+            </w:r>
+          </w:p>
+        </w:tc>
+        <w:tc>
+          <w:tcPr>
+            <w:tcW w:w="1364" w:type="pct"/>
+            <w:tcBorders>
+              <w:top w:val="single" w:sz="12" w:space="0" w:color="000000" w:themeColor="text1"/>
+              <w:left w:val="single" w:sz="12" w:space="0" w:color="000000" w:themeColor="text1"/>
+              <w:bottom w:val="single" w:sz="12" w:space="0" w:color="000000" w:themeColor="text1"/>
+              <w:right w:val="single" w:sz="12" w:space="0" w:color="000000" w:themeColor="text1"/>
+            </w:tcBorders>
+            <w:shd w:val="clear" w:color="auto" w:fill="BFBFBF" w:themeFill="background1" w:themeFillShade="BF"/>
+            <w:vAlign w:val="center"/>
+            <w:hideMark/>
+          </w:tcPr>
+          <w:p>
+            <w:pPr>
+              <w:rPr>
+                <w:rFonts w:ascii="Calibri" w:hAnsi="Calibri" w:cs="Calibri"/>
+                <w:b/>
+                <w:bCs/>
+                <w:color w:val="0D0D0D" w:themeColor="text1" w:themeTint="F2"/>
+              </w:rPr>
+            </w:pPr>
+            <w:r>
+              <w:rPr>
+                <w:rFonts w:ascii="Calibri" w:hAnsi="Calibri" w:cs="Calibri"/>
+                <w:b/>
+                <w:bCs/>
+                <w:color w:val="0D0D0D" w:themeColor="text1" w:themeTint="F2"/>
+              </w:rPr>
+              <w:t>Minimum Sampling Requirement</w:t>
+            </w:r>
+          </w:p>
+        </w:tc>
+      </w:tr>
+      <w:tr>
+        <w:trPr>
+          <w:trHeight w:val="300"/>
+        </w:trPr>
+        <w:tc>
+          <w:tcPr>
+            <w:tcW w:w="495" w:type="pct"/>
+            <w:tcBorders>
+              <w:top w:val="single" w:sz="12" w:space="0" w:color="000000" w:themeColor="text1"/>
+              <w:left w:val="single" w:sz="12" w:space="0" w:color="000000" w:themeColor="text1"/>
+              <w:bottom w:val="single" w:sz="12" w:space="0" w:color="000000" w:themeColor="text1"/>
+              <w:right w:val="single" w:sz="12" w:space="0" w:color="000000" w:themeColor="text1"/>
+            </w:tcBorders>
+            <w:shd w:val="clear" w:color="auto" w:fill="FFFFFF" w:themeFill="background1"/>
+          </w:tcPr>
+          <w:p>
+            <w:pPr>
+              <w:jc w:val="center"/>
+              <w:rPr>
+                <w:rFonts w:ascii="Calibri" w:hAnsi="Calibri" w:cs="Calibri"/>
+                <w:color w:val="0D0D0D" w:themeColor="text1" w:themeTint="F2"/>
+              </w:rPr>
+            </w:pPr>
+            <w:r>
+              <w:rPr>
+                <w:rFonts w:ascii="Calibri" w:hAnsi="Calibri" w:cs="Calibri"/>
+                <w:color w:val="0D0D0D" w:themeColor="text1" w:themeTint="F2"/>
+              </w:rPr>
+              <w:t>{{FacilityCatL1DWDBLAccountName}}</w:t>
+            </w:r>
+          </w:p>
+        </w:tc>
+        <w:tc>
+          <w:tcPr>
+            <w:tcW w:w="793" w:type="pct"/>
+            <w:tcBorders>
+              <w:top w:val="single" w:sz="12" w:space="0" w:color="000000" w:themeColor="text1"/>
+              <w:left w:val="single" w:sz="12" w:space="0" w:color="000000" w:themeColor="text1"/>
+              <w:bottom w:val="single" w:sz="12" w:space="0" w:color="000000" w:themeColor="text1"/>
+              <w:right w:val="single" w:sz="12" w:space="0" w:color="000000" w:themeColor="text1"/>
+            </w:tcBorders>
+            <w:shd w:val="clear" w:color="auto" w:fill="FFFFFF" w:themeFill="background1"/>
+            <w:hideMark/>
+          </w:tcPr>
+          <w:p>
+            <w:pPr>
+              <w:jc w:val="center"/>
+              <w:rPr>
+                <w:rFonts w:ascii="Calibri" w:eastAsia="Calibri" w:hAnsi="Calibri" w:cs="Calibri"/>
+                <w:color w:val="0D0D0D" w:themeColor="text1" w:themeTint="F2"/>
+              </w:rPr>
+            </w:pPr>
+            <w:r>
+              <w:rPr>
+                <w:rFonts w:ascii="Calibri" w:eastAsia="Calibri" w:hAnsi="Calibri" w:cs="Calibri"/>
+                <w:color w:val="0D0D0D" w:themeColor="text1" w:themeTint="F2"/>
+              </w:rPr>
+              <w:t>{{</w:t>
+            </w:r>
+            <w:r>
+              <w:rPr>
+                <w:rFonts w:ascii="Calibri" w:eastAsia="Calibri" w:hAnsi="Calibri" w:cs="Calibri"/>
+                <w:color w:val="0D0D0D" w:themeColor="text1" w:themeTint="F2"/>
+              </w:rPr>
+              <w:t>EOCPFacilityNumber</w:t>
+            </w:r>
+            <w:r>
+              <w:rPr>
+                <w:rFonts w:ascii="Calibri" w:eastAsia="Calibri" w:hAnsi="Calibri" w:cs="Calibri"/>
+                <w:color w:val="0D0D0D" w:themeColor="text1" w:themeTint="F2"/>
+              </w:rPr>
+              <w:t>}}</w:t>
+            </w:r>
+          </w:p>
+        </w:tc>
+        <w:tc>
+          <w:tcPr>
+            <w:tcW w:w="1212" w:type="pct"/>
+            <w:tcBorders>
+              <w:top w:val="single" w:sz="12" w:space="0" w:color="000000" w:themeColor="text1"/>
+              <w:left w:val="single" w:sz="12" w:space="0" w:color="000000" w:themeColor="text1"/>
+              <w:bottom w:val="single" w:sz="12" w:space="0" w:color="000000" w:themeColor="text1"/>
+              <w:right w:val="single" w:sz="12" w:space="0" w:color="000000" w:themeColor="text1"/>
+            </w:tcBorders>
+            <w:shd w:val="clear" w:color="auto" w:fill="FFFFFF" w:themeFill="background1"/>
+          </w:tcPr>
+          <w:p>
+            <w:pPr>
+              <w:jc w:val="center"/>
+              <w:rPr>
+                <w:rFonts w:ascii="Calibri" w:hAnsi="Calibri" w:cs="Calibri"/>
+                <w:color w:val="0D0D0D" w:themeColor="text1" w:themeTint="F2"/>
+              </w:rPr>
+            </w:pPr>
+            <w:r>
+              <w:rPr>
+                <w:rFonts w:ascii="Calibri" w:hAnsi="Calibri" w:cs="Calibri"/>
+                <w:color w:val="0D0D0D" w:themeColor="text1" w:themeTint="F2"/>
+              </w:rPr>
+              <w:t>{{FacilityClassificationLevel}}</w:t>
+            </w:r>
+          </w:p>
+        </w:tc>
+        <w:tc>
+          <w:tcPr>
+            <w:tcW w:w="1136" w:type="pct"/>
+            <w:tcBorders>
+              <w:top w:val="single" w:sz="12" w:space="0" w:color="000000" w:themeColor="text1"/>
+              <w:left w:val="single" w:sz="12" w:space="0" w:color="000000" w:themeColor="text1"/>
+              <w:bottom w:val="single" w:sz="12" w:space="0" w:color="000000" w:themeColor="text1"/>
+              <w:right w:val="single" w:sz="12" w:space="0" w:color="000000" w:themeColor="text1"/>
+            </w:tcBorders>
+            <w:shd w:val="clear" w:color="auto" w:fill="FFFFFF" w:themeFill="background1"/>
+          </w:tcPr>
+          <w:p>
+            <w:pPr>
+              <w:jc w:val="center"/>
+              <w:rPr>
+                <w:rFonts w:ascii="Calibri" w:hAnsi="Calibri" w:cs="Calibri"/>
+                <w:color w:val="0D0D0D" w:themeColor="text1" w:themeTint="F2"/>
+              </w:rPr>
+            </w:pPr>
+            <w:r>
+              <w:rPr>
+                <w:rFonts w:ascii="Calibri" w:hAnsi="Calibri" w:cs="Calibri"/>
+                <w:color w:val="0D0D0D" w:themeColor="text1" w:themeTint="F2"/>
+              </w:rPr>
+              <w:t>{{FacilityCatL1DWDSecondaryDisinfectionRequired}}</w:t>
+            </w:r>
+          </w:p>
+          <w:p>
+            <w:pPr>
+              <w:jc w:val="center"/>
+              <w:rPr>
+                <w:rFonts w:ascii="Calibri" w:hAnsi="Calibri" w:cs="Calibri"/>
+                <w:color w:val="0D0D0D" w:themeColor="text1" w:themeTint="F2"/>
+              </w:rPr>
+            </w:pPr>
+          </w:p>
+          <w:p>
+            <w:pPr>
+              <w:jc w:val="center"/>
+              <w:rPr>
+                <w:rFonts w:ascii="Calibri" w:hAnsi="Calibri" w:cs="Calibri"/>
+                <w:color w:val="0D0D0D" w:themeColor="text1" w:themeTint="F2"/>
+              </w:rPr>
+            </w:pPr>
+          </w:p>
+        </w:tc>
+        <w:tc>
+          <w:tcPr>
+            <w:tcW w:w="1364" w:type="pct"/>
+            <w:tcBorders>
+              <w:top w:val="single" w:sz="12" w:space="0" w:color="000000" w:themeColor="text1"/>
+              <w:left w:val="single" w:sz="12" w:space="0" w:color="000000" w:themeColor="text1"/>
+              <w:bottom w:val="single" w:sz="12" w:space="0" w:color="000000" w:themeColor="text1"/>
+              <w:right w:val="single" w:sz="12" w:space="0" w:color="000000" w:themeColor="text1"/>
+            </w:tcBorders>
+            <w:shd w:val="clear" w:color="auto" w:fill="FFFFFF" w:themeFill="background1"/>
+          </w:tcPr>
+          <w:p>
+            <w:pPr>
+              <w:jc w:val="center"/>
+              <w:rPr>
+                <w:rFonts w:ascii="Calibri" w:hAnsi="Calibri" w:cs="Calibri"/>
+                <w:color w:val="0D0D0D" w:themeColor="text1" w:themeTint="F2"/>
+              </w:rPr>
+            </w:pPr>
+            <w:r>
+              <w:rPr>
+                <w:rFonts w:ascii="Calibri" w:hAnsi="Calibri" w:cs="Calibri"/>
+                <w:color w:val="0D0D0D" w:themeColor="text1" w:themeTint="F2"/>
+              </w:rPr>
+              <w:t>{{FacilityCatL1DWDMinSamplingRequirement</w:t>
+            </w:r>
+            <w:r>
+              <w:rPr>
+                <w:rFonts w:ascii="Calibri" w:hAnsi="Calibri" w:cs="Calibri"/>
+                <w:color w:val="0D0D0D" w:themeColor="text1" w:themeTint="F2"/>
+              </w:rPr>
+              <w:t>}</w:t>
+            </w:r>
+            <w:r>
+              <w:rPr>
+                <w:rFonts w:ascii="Calibri" w:hAnsi="Calibri" w:cs="Calibri"/>
+                <w:color w:val="0D0D0D" w:themeColor="text1" w:themeTint="F2"/>
+              </w:rPr>
+              <w:t>}</w:t>
+            </w:r>
+          </w:p>
+          <w:p>
+            <w:pPr>
+              <w:jc w:val="center"/>
+              <w:rPr>
+                <w:rFonts w:ascii="Calibri" w:hAnsi="Calibri" w:cs="Calibri"/>
+                <w:color w:val="0D0D0D" w:themeColor="text1" w:themeTint="F2"/>
+              </w:rPr>
+            </w:pPr>
+          </w:p>
+          <w:p>
+            <w:pPr>
+              <w:jc w:val="center"/>
+              <w:rPr>
+                <w:rFonts w:ascii="Calibri" w:hAnsi="Calibri" w:cs="Calibri"/>
+                <w:color w:val="0D0D0D" w:themeColor="text1" w:themeTint="F2"/>
+              </w:rPr>
+            </w:pPr>
+          </w:p>
+        </w:tc>
+      </w:tr>
+    </w:tbl>
+    <w:p>
+      <w:pPr>
+        <w:rPr>
+          <w:rFonts w:ascii="Calibri" w:hAnsi="Calibri" w:cs="Calibri"/>
+          <w:color w:val="0D0D0D" w:themeColor="text1" w:themeTint="F2"/>
+        </w:rPr>
+      </w:pPr>
+    </w:p>
+    <w:p>
+      <w:pPr>
+        <w:rPr>
+          <w:rFonts w:ascii="Calibri" w:hAnsi="Calibri" w:cs="Calibri"/>
+          <w:color w:val="0D0D0D" w:themeColor="text1" w:themeTint="F2"/>
+        </w:rPr>
+      </w:pPr>
+      <w:r>
+        <w:rPr>
+          <w:rFonts w:ascii="Calibri" w:hAnsi="Calibri" w:cs="Calibri"/>
+          <w:color w:val="0D0D0D" w:themeColor="text1" w:themeTint="F2"/>
+        </w:rPr>
+        <w:t>{{/</w:t>
       </w:r>
       <w:r>
         <w:rPr>
@@ -3831,943 +4347,37 @@
           <w:rFonts w:ascii="Calibri" w:hAnsi="Calibri" w:cs="Calibri"/>
           <w:color w:val="0D0D0D" w:themeColor="text1" w:themeTint="F2"/>
         </w:rPr>
-        <w:t xml:space="preserve">}} </w:t>
+        <w:t>}}</w:t>
       </w:r>
-    </w:p>
-    <w:p>
-      <w:pPr>
+      <w:r>
         <w:rPr>
           <w:rFonts w:ascii="Calibri" w:hAnsi="Calibri" w:cs="Calibri"/>
           <w:color w:val="0D0D0D" w:themeColor="text1" w:themeTint="F2"/>
         </w:rPr>
-      </w:pPr>
-    </w:p>
-    <w:p>
-      <w:pPr>
-        <w:rPr>
-          <w:rFonts w:ascii="Calibri" w:hAnsi="Calibri" w:cs="Calibri"/>
-          <w:b/>
-          <w:bCs/>
-          <w:color w:val="0D0D0D" w:themeColor="text1" w:themeTint="F2"/>
-        </w:rPr>
-      </w:pPr>
+        <w:t xml:space="preserve"> </w:t>
+      </w:r>
       <w:r>
-        <w:rPr>
-          <w:rFonts w:ascii="Calibri" w:hAnsi="Calibri" w:cs="Calibri"/>
-          <w:b/>
-          <w:bCs/>
-          <w:color w:val="0D0D0D" w:themeColor="text1" w:themeTint="F2"/>
-        </w:rPr>
-        <w:t>Distribution System Information:</w:t>
-      </w:r>
-    </w:p>
-    <w:p>
-      <w:pPr>
         <w:rPr>
           <w:rFonts w:ascii="Calibri" w:hAnsi="Calibri" w:cs="Calibri"/>
           <w:color w:val="0D0D0D" w:themeColor="text1" w:themeTint="F2"/>
         </w:rPr>
-      </w:pPr>
-    </w:p>
-    <w:tbl>
-      <w:tblPr>
-        <w:tblStyle w:val="TableGrid"/>
-        <w:tblW w:w="0" w:type="auto"/>
-        <w:tblInd w:w="5" w:type="dxa"/>
-        <w:tblBorders>
-          <w:top w:val="none" w:sz="0" w:space="0" w:color="auto"/>
-          <w:left w:val="none" w:sz="0" w:space="0" w:color="auto"/>
-          <w:bottom w:val="none" w:sz="0" w:space="0" w:color="auto"/>
-          <w:right w:val="none" w:sz="0" w:space="0" w:color="auto"/>
-          <w:insideH w:val="none" w:sz="0" w:space="0" w:color="auto"/>
-          <w:insideV w:val="none" w:sz="0" w:space="0" w:color="auto"/>
-        </w:tblBorders>
-        <w:tblLook w:val="04A0" w:firstRow="1" w:lastRow="0" w:firstColumn="1" w:lastColumn="0" w:noHBand="0" w:noVBand="1"/>
-      </w:tblPr>
-      <w:tblGrid>
-        <w:gridCol w:w="3416"/>
-        <w:gridCol w:w="5939"/>
-      </w:tblGrid>
-      <w:tr>
-        <w:trPr>
-          <w:trHeight w:val="300"/>
-        </w:trPr>
-        <w:tc>
-          <w:tcPr>
-            <w:tcW w:w="3465" w:type="dxa"/>
-            <w:tcBorders>
-              <w:top w:val="nil"/>
-              <w:left w:val="nil"/>
-              <w:bottom w:val="nil"/>
-              <w:right w:val="nil"/>
-            </w:tcBorders>
-            <w:hideMark/>
-          </w:tcPr>
-          <w:p>
-            <w:pPr>
-              <w:rPr>
-                <w:rFonts w:ascii="Calibri" w:hAnsi="Calibri" w:cs="Calibri"/>
-                <w:b/>
-                <w:bCs/>
-                <w:color w:val="0D0D0D" w:themeColor="text1" w:themeTint="F2"/>
-              </w:rPr>
-            </w:pPr>
-            <w:r>
-              <w:rPr>
-                <w:rFonts w:ascii="Calibri" w:hAnsi="Calibri" w:cs="Calibri"/>
-                <w:b/>
-                <w:bCs/>
-                <w:color w:val="0D0D0D" w:themeColor="text1" w:themeTint="F2"/>
-              </w:rPr>
-              <w:t>Name:</w:t>
-            </w:r>
-          </w:p>
-        </w:tc>
-        <w:tc>
-          <w:tcPr>
-            <w:tcW w:w="5955" w:type="dxa"/>
-            <w:tcBorders>
-              <w:top w:val="nil"/>
-              <w:left w:val="nil"/>
-              <w:bottom w:val="nil"/>
-              <w:right w:val="nil"/>
-            </w:tcBorders>
-          </w:tcPr>
-          <w:p>
-            <w:pPr>
-              <w:rPr>
-                <w:rFonts w:ascii="Calibri" w:hAnsi="Calibri" w:cs="Calibri"/>
-                <w:color w:val="0D0D0D" w:themeColor="text1" w:themeTint="F2"/>
-              </w:rPr>
-            </w:pPr>
-            <w:r>
-              <w:rPr>
-                <w:rFonts w:ascii="Calibri" w:hAnsi="Calibri" w:cs="Calibri"/>
-                <w:color w:val="0D0D0D" w:themeColor="text1" w:themeTint="F2"/>
-              </w:rPr>
-              <w:t>{{FacilityCatL1DWDBLAccountName}}</w:t>
-            </w:r>
-          </w:p>
-          <w:p>
-            <w:pPr>
-              <w:rPr>
-                <w:rFonts w:ascii="Calibri" w:hAnsi="Calibri" w:cs="Calibri"/>
-                <w:color w:val="0D0D0D" w:themeColor="text1" w:themeTint="F2"/>
-              </w:rPr>
-            </w:pPr>
-          </w:p>
-        </w:tc>
-      </w:tr>
-      <w:tr>
-        <w:trPr>
-          <w:trHeight w:val="300"/>
-        </w:trPr>
-        <w:tc>
-          <w:tcPr>
-            <w:tcW w:w="3465" w:type="dxa"/>
-            <w:tcBorders>
-              <w:top w:val="nil"/>
-              <w:left w:val="nil"/>
-              <w:bottom w:val="nil"/>
-              <w:right w:val="nil"/>
-            </w:tcBorders>
-            <w:hideMark/>
-          </w:tcPr>
-          <w:p>
-            <w:pPr>
-              <w:rPr>
-                <w:rFonts w:ascii="Calibri" w:hAnsi="Calibri" w:cs="Calibri"/>
-                <w:b/>
-                <w:bCs/>
-                <w:color w:val="0D0D0D" w:themeColor="text1" w:themeTint="F2"/>
-              </w:rPr>
-            </w:pPr>
-            <w:r>
-              <w:rPr>
-                <w:rFonts w:ascii="Calibri" w:hAnsi="Calibri" w:cs="Calibri"/>
-                <w:b/>
-                <w:bCs/>
-                <w:color w:val="0D0D0D" w:themeColor="text1" w:themeTint="F2"/>
-              </w:rPr>
-              <w:t>EOCP Distribution System #:</w:t>
-            </w:r>
-          </w:p>
-        </w:tc>
-        <w:tc>
-          <w:tcPr>
-            <w:tcW w:w="5955" w:type="dxa"/>
-            <w:tcBorders>
-              <w:top w:val="nil"/>
-              <w:left w:val="nil"/>
-              <w:bottom w:val="nil"/>
-              <w:right w:val="nil"/>
-            </w:tcBorders>
-          </w:tcPr>
-          <w:p>
-            <w:pPr>
-              <w:rPr>
-                <w:rFonts w:ascii="Calibri" w:hAnsi="Calibri" w:cs="Calibri"/>
-                <w:color w:val="0D0D0D" w:themeColor="text1" w:themeTint="F2"/>
-              </w:rPr>
-            </w:pPr>
-          </w:p>
-          <w:p>
-            <w:pPr>
-              <w:rPr>
-                <w:rFonts w:ascii="Calibri" w:hAnsi="Calibri" w:cs="Calibri"/>
-                <w:color w:val="0D0D0D" w:themeColor="text1" w:themeTint="F2"/>
-              </w:rPr>
-            </w:pPr>
-          </w:p>
-        </w:tc>
-      </w:tr>
-      <w:tr>
-        <w:trPr>
-          <w:trHeight w:val="300"/>
-        </w:trPr>
-        <w:tc>
-          <w:tcPr>
-            <w:tcW w:w="3465" w:type="dxa"/>
-            <w:tcBorders>
-              <w:top w:val="nil"/>
-              <w:left w:val="nil"/>
-              <w:bottom w:val="nil"/>
-              <w:right w:val="nil"/>
-            </w:tcBorders>
-            <w:hideMark/>
-          </w:tcPr>
-          <w:p>
-            <w:pPr>
-              <w:rPr>
-                <w:rFonts w:ascii="Calibri" w:hAnsi="Calibri" w:cs="Calibri"/>
-                <w:b/>
-                <w:bCs/>
-                <w:color w:val="0D0D0D" w:themeColor="text1" w:themeTint="F2"/>
-              </w:rPr>
-            </w:pPr>
-            <w:r>
-              <w:rPr>
-                <w:rFonts w:ascii="Calibri" w:hAnsi="Calibri" w:cs="Calibri"/>
-                <w:b/>
-                <w:bCs/>
-                <w:color w:val="0D0D0D" w:themeColor="text1" w:themeTint="F2"/>
-              </w:rPr>
-              <w:t>EOCP Distribution System Classification Level:</w:t>
-            </w:r>
-          </w:p>
-        </w:tc>
-        <w:tc>
-          <w:tcPr>
-            <w:tcW w:w="5955" w:type="dxa"/>
-            <w:tcBorders>
-              <w:top w:val="nil"/>
-              <w:left w:val="nil"/>
-              <w:bottom w:val="nil"/>
-              <w:right w:val="nil"/>
-            </w:tcBorders>
-          </w:tcPr>
-          <w:p>
-            <w:pPr>
-              <w:rPr>
-                <w:rFonts w:ascii="Calibri" w:hAnsi="Calibri" w:cs="Calibri"/>
-                <w:color w:val="0D0D0D" w:themeColor="text1" w:themeTint="F2"/>
-              </w:rPr>
-            </w:pPr>
-          </w:p>
-          <w:p>
-            <w:pPr>
-              <w:rPr>
-                <w:rFonts w:ascii="Calibri" w:hAnsi="Calibri" w:cs="Calibri"/>
-                <w:color w:val="0D0D0D" w:themeColor="text1" w:themeTint="F2"/>
-              </w:rPr>
-            </w:pPr>
-          </w:p>
-          <w:p>
-            <w:pPr>
-              <w:rPr>
-                <w:rFonts w:ascii="Calibri" w:hAnsi="Calibri" w:cs="Calibri"/>
-                <w:color w:val="0D0D0D" w:themeColor="text1" w:themeTint="F2"/>
-              </w:rPr>
-            </w:pPr>
-          </w:p>
-        </w:tc>
-      </w:tr>
-      <w:tr>
-        <w:trPr>
-          <w:trHeight w:val="300"/>
-        </w:trPr>
-        <w:tc>
-          <w:tcPr>
-            <w:tcW w:w="3465" w:type="dxa"/>
-            <w:tcBorders>
-              <w:top w:val="nil"/>
-              <w:left w:val="nil"/>
-              <w:bottom w:val="nil"/>
-              <w:right w:val="nil"/>
-            </w:tcBorders>
-            <w:hideMark/>
-          </w:tcPr>
-          <w:p>
-            <w:pPr>
-              <w:rPr>
-                <w:rFonts w:ascii="Calibri" w:hAnsi="Calibri" w:cs="Calibri"/>
-                <w:b/>
-                <w:bCs/>
-                <w:color w:val="0D0D0D" w:themeColor="text1" w:themeTint="F2"/>
-              </w:rPr>
-            </w:pPr>
-            <w:r>
-              <w:rPr>
-                <w:rFonts w:ascii="Calibri" w:hAnsi="Calibri" w:cs="Calibri"/>
-                <w:b/>
-                <w:bCs/>
-                <w:color w:val="0D0D0D" w:themeColor="text1" w:themeTint="F2"/>
-              </w:rPr>
-              <w:t>Secondary Disinfection Required:</w:t>
-            </w:r>
-          </w:p>
-        </w:tc>
-        <w:tc>
-          <w:tcPr>
-            <w:tcW w:w="5955" w:type="dxa"/>
-            <w:tcBorders>
-              <w:top w:val="nil"/>
-              <w:left w:val="nil"/>
-              <w:bottom w:val="nil"/>
-              <w:right w:val="nil"/>
-            </w:tcBorders>
-          </w:tcPr>
-          <w:p>
-            <w:pPr>
-              <w:rPr>
-                <w:rFonts w:ascii="Calibri" w:hAnsi="Calibri" w:cs="Calibri"/>
-                <w:color w:val="0D0D0D" w:themeColor="text1" w:themeTint="F2"/>
-              </w:rPr>
-            </w:pPr>
-            <w:r>
-              <w:rPr>
-                <w:rFonts w:ascii="Calibri" w:hAnsi="Calibri" w:cs="Calibri"/>
-                <w:color w:val="0D0D0D" w:themeColor="text1" w:themeTint="F2"/>
-              </w:rPr>
-              <w:t xml:space="preserve">{{FacilityCatL1DWDSecondaryDisinfectionRequired}} </w:t>
-            </w:r>
-          </w:p>
-          <w:p>
-            <w:pPr>
-              <w:rPr>
-                <w:rFonts w:ascii="Calibri" w:hAnsi="Calibri" w:cs="Calibri"/>
-                <w:color w:val="0D0D0D" w:themeColor="text1" w:themeTint="F2"/>
-              </w:rPr>
-            </w:pPr>
-          </w:p>
-          <w:p>
-            <w:pPr>
-              <w:rPr>
-                <w:rFonts w:ascii="Calibri" w:hAnsi="Calibri" w:cs="Calibri"/>
-                <w:color w:val="0D0D0D" w:themeColor="text1" w:themeTint="F2"/>
-              </w:rPr>
-            </w:pPr>
-          </w:p>
-        </w:tc>
-      </w:tr>
-      <w:tr>
-        <w:trPr>
-          <w:trHeight w:val="300"/>
-        </w:trPr>
-        <w:tc>
-          <w:tcPr>
-            <w:tcW w:w="3465" w:type="dxa"/>
-            <w:tcBorders>
-              <w:top w:val="nil"/>
-              <w:left w:val="nil"/>
-              <w:bottom w:val="nil"/>
-              <w:right w:val="nil"/>
-            </w:tcBorders>
-            <w:hideMark/>
-          </w:tcPr>
-          <w:p>
-            <w:pPr>
-              <w:rPr>
-                <w:rFonts w:ascii="Calibri" w:hAnsi="Calibri" w:cs="Calibri"/>
-                <w:b/>
-                <w:bCs/>
-                <w:color w:val="0D0D0D" w:themeColor="text1" w:themeTint="F2"/>
-              </w:rPr>
-            </w:pPr>
-            <w:r>
-              <w:rPr>
-                <w:rFonts w:ascii="Calibri" w:hAnsi="Calibri" w:cs="Calibri"/>
-                <w:b/>
-                <w:bCs/>
-                <w:color w:val="0D0D0D" w:themeColor="text1" w:themeTint="F2"/>
-              </w:rPr>
-              <w:t>Minimum Sampling Requirement:</w:t>
-            </w:r>
-          </w:p>
-        </w:tc>
-        <w:tc>
-          <w:tcPr>
-            <w:tcW w:w="5955" w:type="dxa"/>
-            <w:tcBorders>
-              <w:top w:val="nil"/>
-              <w:left w:val="nil"/>
-              <w:bottom w:val="nil"/>
-              <w:right w:val="nil"/>
-            </w:tcBorders>
-          </w:tcPr>
-          <w:p>
-            <w:pPr>
-              <w:rPr>
-                <w:rFonts w:ascii="Calibri" w:hAnsi="Calibri" w:cs="Calibri"/>
-                <w:color w:val="0D0D0D" w:themeColor="text1" w:themeTint="F2"/>
-              </w:rPr>
-            </w:pPr>
-            <w:r>
-              <w:rPr>
-                <w:rFonts w:ascii="Calibri" w:hAnsi="Calibri" w:cs="Calibri"/>
-                <w:color w:val="0D0D0D" w:themeColor="text1" w:themeTint="F2"/>
-              </w:rPr>
-              <w:t>{{FacilityCatL1DWDMinSamplingRequirement}}</w:t>
-            </w:r>
-          </w:p>
-          <w:p>
-            <w:pPr>
-              <w:rPr>
-                <w:rFonts w:ascii="Calibri" w:hAnsi="Calibri" w:cs="Calibri"/>
-                <w:color w:val="0D0D0D" w:themeColor="text1" w:themeTint="F2"/>
-              </w:rPr>
-            </w:pPr>
-          </w:p>
-          <w:p>
-            <w:pPr>
-              <w:rPr>
-                <w:rFonts w:ascii="Calibri" w:hAnsi="Calibri" w:cs="Calibri"/>
-                <w:color w:val="0D0D0D" w:themeColor="text1" w:themeTint="F2"/>
-              </w:rPr>
-            </w:pPr>
-          </w:p>
-        </w:tc>
-      </w:tr>
-      <w:tr>
-        <w:trPr>
-          <w:trHeight w:val="300"/>
-        </w:trPr>
-        <w:tc>
-          <w:tcPr>
-            <w:tcW w:w="3465" w:type="dxa"/>
-            <w:tcBorders>
-              <w:top w:val="nil"/>
-              <w:left w:val="nil"/>
-              <w:bottom w:val="nil"/>
-              <w:right w:val="nil"/>
-            </w:tcBorders>
-            <w:hideMark/>
-          </w:tcPr>
-          <w:p>
-            <w:pPr>
-              <w:rPr>
-                <w:rFonts w:ascii="Calibri" w:hAnsi="Calibri" w:cs="Calibri"/>
-                <w:b/>
-                <w:bCs/>
-                <w:color w:val="0D0D0D" w:themeColor="text1" w:themeTint="F2"/>
-              </w:rPr>
-            </w:pPr>
-            <w:r>
-              <w:rPr>
-                <w:rFonts w:ascii="Calibri" w:hAnsi="Calibri" w:cs="Calibri"/>
-                <w:b/>
-                <w:bCs/>
-                <w:color w:val="0D0D0D" w:themeColor="text1" w:themeTint="F2"/>
-              </w:rPr>
-              <w:t>Parameters Being Treated:</w:t>
-            </w:r>
-          </w:p>
-        </w:tc>
-        <w:tc>
-          <w:tcPr>
-            <w:tcW w:w="5955" w:type="dxa"/>
-            <w:tcBorders>
-              <w:top w:val="nil"/>
-              <w:left w:val="nil"/>
-              <w:bottom w:val="nil"/>
-              <w:right w:val="nil"/>
-            </w:tcBorders>
-          </w:tcPr>
-          <w:p>
-            <w:pPr>
-              <w:rPr>
-                <w:rFonts w:ascii="Calibri" w:hAnsi="Calibri" w:cs="Calibri"/>
-                <w:color w:val="0D0D0D" w:themeColor="text1" w:themeTint="F2"/>
-              </w:rPr>
-            </w:pPr>
-          </w:p>
-        </w:tc>
-      </w:tr>
-    </w:tbl>
-    <w:p>
-      <w:pPr>
+        <w:t>{{/</w:t>
+      </w:r>
+      <w:r>
+        <w:rPr>
+          <w:rFonts w:ascii="Calibri" w:hAnsi="Calibri" w:cs="Calibri"/>
+          <w:color w:val="0D0D0D" w:themeColor="text1" w:themeTint="F2"/>
+          <w:lang w:val="en-IN"/>
+        </w:rPr>
+        <w:t>BLAccountDWSDetails</w:t>
+      </w:r>
+      <w:r>
         <w:rPr>
           <w:rFonts w:ascii="Calibri" w:hAnsi="Calibri" w:cs="Calibri"/>
           <w:color w:val="0D0D0D" w:themeColor="text1" w:themeTint="F2"/>
         </w:rPr>
-      </w:pPr>
-    </w:p>
-    <w:tbl>
-      <w:tblPr>
-        <w:tblStyle w:val="TableGrid"/>
-        <w:tblW w:w="5000" w:type="pct"/>
-        <w:tblBorders>
-          <w:top w:val="single" w:sz="12" w:space="0" w:color="000000" w:themeColor="text1"/>
-          <w:left w:val="single" w:sz="12" w:space="0" w:color="000000" w:themeColor="text1"/>
-          <w:bottom w:val="single" w:sz="12" w:space="0" w:color="000000" w:themeColor="text1"/>
-          <w:right w:val="single" w:sz="12" w:space="0" w:color="000000" w:themeColor="text1"/>
-          <w:insideH w:val="single" w:sz="12" w:space="0" w:color="000000" w:themeColor="text1"/>
-          <w:insideV w:val="single" w:sz="12" w:space="0" w:color="000000" w:themeColor="text1"/>
-        </w:tblBorders>
-        <w:tblLook w:val="04A0" w:firstRow="1" w:lastRow="0" w:firstColumn="1" w:lastColumn="0" w:noHBand="0" w:noVBand="1"/>
-      </w:tblPr>
-      <w:tblGrid>
-        <w:gridCol w:w="1953"/>
-        <w:gridCol w:w="1839"/>
-        <w:gridCol w:w="1913"/>
-        <w:gridCol w:w="1775"/>
-        <w:gridCol w:w="1850"/>
-      </w:tblGrid>
-      <w:tr>
-        <w:trPr>
-          <w:trHeight w:val="300"/>
-        </w:trPr>
-        <w:tc>
-          <w:tcPr>
-            <w:tcW w:w="1810" w:type="pct"/>
-            <w:tcBorders>
-              <w:top w:val="single" w:sz="12" w:space="0" w:color="000000" w:themeColor="text1"/>
-              <w:left w:val="single" w:sz="12" w:space="0" w:color="000000" w:themeColor="text1"/>
-              <w:bottom w:val="single" w:sz="12" w:space="0" w:color="000000" w:themeColor="text1"/>
-              <w:right w:val="single" w:sz="12" w:space="0" w:color="000000" w:themeColor="text1"/>
-            </w:tcBorders>
-            <w:shd w:val="clear" w:color="auto" w:fill="BFBFBF" w:themeFill="background1" w:themeFillShade="BF"/>
-            <w:vAlign w:val="center"/>
-            <w:hideMark/>
-          </w:tcPr>
-          <w:p>
-            <w:pPr>
-              <w:rPr>
-                <w:rFonts w:ascii="Calibri" w:hAnsi="Calibri" w:cs="Calibri"/>
-                <w:b/>
-                <w:bCs/>
-                <w:color w:val="0D0D0D" w:themeColor="text1" w:themeTint="F2"/>
-              </w:rPr>
-            </w:pPr>
-            <w:r>
-              <w:rPr>
-                <w:rFonts w:ascii="Calibri" w:hAnsi="Calibri" w:cs="Calibri"/>
-                <w:b/>
-                <w:bCs/>
-                <w:color w:val="0D0D0D" w:themeColor="text1" w:themeTint="F2"/>
-              </w:rPr>
-              <w:t>Chemical</w:t>
-            </w:r>
-          </w:p>
-        </w:tc>
-        <w:tc>
-          <w:tcPr>
-            <w:tcW w:w="1698" w:type="pct"/>
-            <w:tcBorders>
-              <w:top w:val="single" w:sz="12" w:space="0" w:color="000000" w:themeColor="text1"/>
-              <w:left w:val="single" w:sz="12" w:space="0" w:color="000000" w:themeColor="text1"/>
-              <w:bottom w:val="single" w:sz="12" w:space="0" w:color="000000" w:themeColor="text1"/>
-              <w:right w:val="single" w:sz="12" w:space="0" w:color="000000" w:themeColor="text1"/>
-            </w:tcBorders>
-            <w:shd w:val="clear" w:color="auto" w:fill="BFBFBF" w:themeFill="background1" w:themeFillShade="BF"/>
-            <w:vAlign w:val="center"/>
-            <w:hideMark/>
-          </w:tcPr>
-          <w:p>
-            <w:pPr>
-              <w:rPr>
-                <w:rFonts w:ascii="Calibri" w:hAnsi="Calibri" w:cs="Calibri"/>
-                <w:b/>
-                <w:bCs/>
-                <w:color w:val="0D0D0D" w:themeColor="text1" w:themeTint="F2"/>
-              </w:rPr>
-            </w:pPr>
-            <w:r>
-              <w:rPr>
-                <w:rFonts w:ascii="Calibri" w:hAnsi="Calibri" w:cs="Calibri"/>
-                <w:b/>
-                <w:bCs/>
-                <w:color w:val="0D0D0D" w:themeColor="text1" w:themeTint="F2"/>
-              </w:rPr>
-              <w:t>Metals</w:t>
-            </w:r>
-          </w:p>
-        </w:tc>
-        <w:tc>
-          <w:tcPr>
-            <w:tcW w:w="487" w:type="pct"/>
-            <w:tcBorders>
-              <w:top w:val="single" w:sz="12" w:space="0" w:color="000000" w:themeColor="text1"/>
-              <w:left w:val="single" w:sz="12" w:space="0" w:color="000000" w:themeColor="text1"/>
-              <w:bottom w:val="single" w:sz="12" w:space="0" w:color="000000" w:themeColor="text1"/>
-              <w:right w:val="single" w:sz="12" w:space="0" w:color="000000" w:themeColor="text1"/>
-            </w:tcBorders>
-            <w:shd w:val="clear" w:color="auto" w:fill="BFBFBF" w:themeFill="background1" w:themeFillShade="BF"/>
-            <w:vAlign w:val="center"/>
-            <w:hideMark/>
-          </w:tcPr>
-          <w:p>
-            <w:pPr>
-              <w:rPr>
-                <w:rFonts w:ascii="Calibri" w:hAnsi="Calibri" w:cs="Calibri"/>
-                <w:b/>
-                <w:bCs/>
-                <w:color w:val="0D0D0D" w:themeColor="text1" w:themeTint="F2"/>
-              </w:rPr>
-            </w:pPr>
-            <w:r>
-              <w:rPr>
-                <w:rFonts w:ascii="Calibri" w:hAnsi="Calibri" w:cs="Calibri"/>
-                <w:b/>
-                <w:bCs/>
-                <w:color w:val="0D0D0D" w:themeColor="text1" w:themeTint="F2"/>
-              </w:rPr>
-              <w:t>Physical</w:t>
-            </w:r>
-          </w:p>
-        </w:tc>
-        <w:tc>
-          <w:tcPr>
-            <w:tcW w:w="487" w:type="pct"/>
-            <w:tcBorders>
-              <w:top w:val="single" w:sz="12" w:space="0" w:color="000000" w:themeColor="text1"/>
-              <w:left w:val="single" w:sz="12" w:space="0" w:color="000000" w:themeColor="text1"/>
-              <w:bottom w:val="single" w:sz="12" w:space="0" w:color="000000" w:themeColor="text1"/>
-              <w:right w:val="single" w:sz="12" w:space="0" w:color="000000" w:themeColor="text1"/>
-            </w:tcBorders>
-            <w:shd w:val="clear" w:color="auto" w:fill="BFBFBF" w:themeFill="background1" w:themeFillShade="BF"/>
-            <w:vAlign w:val="center"/>
-            <w:hideMark/>
-          </w:tcPr>
-          <w:p>
-            <w:pPr>
-              <w:rPr>
-                <w:rFonts w:ascii="Calibri" w:hAnsi="Calibri" w:cs="Calibri"/>
-                <w:b/>
-                <w:bCs/>
-                <w:color w:val="0D0D0D" w:themeColor="text1" w:themeTint="F2"/>
-              </w:rPr>
-            </w:pPr>
-            <w:r>
-              <w:rPr>
-                <w:rFonts w:ascii="Calibri" w:hAnsi="Calibri" w:cs="Calibri"/>
-                <w:b/>
-                <w:bCs/>
-                <w:color w:val="0D0D0D" w:themeColor="text1" w:themeTint="F2"/>
-              </w:rPr>
-              <w:t>Pesticides</w:t>
-            </w:r>
-          </w:p>
-        </w:tc>
-        <w:tc>
-          <w:tcPr>
-            <w:tcW w:w="516" w:type="pct"/>
-            <w:tcBorders>
-              <w:top w:val="single" w:sz="12" w:space="0" w:color="000000" w:themeColor="text1"/>
-              <w:left w:val="single" w:sz="12" w:space="0" w:color="000000" w:themeColor="text1"/>
-              <w:bottom w:val="single" w:sz="12" w:space="0" w:color="000000" w:themeColor="text1"/>
-              <w:right w:val="single" w:sz="12" w:space="0" w:color="000000" w:themeColor="text1"/>
-            </w:tcBorders>
-            <w:shd w:val="clear" w:color="auto" w:fill="BFBFBF" w:themeFill="background1" w:themeFillShade="BF"/>
-            <w:vAlign w:val="center"/>
-            <w:hideMark/>
-          </w:tcPr>
-          <w:p>
-            <w:pPr>
-              <w:rPr>
-                <w:rFonts w:ascii="Calibri" w:hAnsi="Calibri" w:cs="Calibri"/>
-                <w:b/>
-                <w:bCs/>
-                <w:color w:val="0D0D0D" w:themeColor="text1" w:themeTint="F2"/>
-              </w:rPr>
-            </w:pPr>
-            <w:r>
-              <w:rPr>
-                <w:rFonts w:ascii="Calibri" w:hAnsi="Calibri" w:cs="Calibri"/>
-                <w:b/>
-                <w:bCs/>
-                <w:color w:val="0D0D0D" w:themeColor="text1" w:themeTint="F2"/>
-              </w:rPr>
-              <w:t>Radiological</w:t>
-            </w:r>
-          </w:p>
-        </w:tc>
-      </w:tr>
-      <w:tr>
-        <w:trPr>
-          <w:trHeight w:val="300"/>
-        </w:trPr>
-        <w:tc>
-          <w:tcPr>
-            <w:tcW w:w="1810" w:type="pct"/>
-            <w:tcBorders>
-              <w:top w:val="single" w:sz="12" w:space="0" w:color="000000" w:themeColor="text1"/>
-              <w:left w:val="single" w:sz="12" w:space="0" w:color="000000" w:themeColor="text1"/>
-              <w:bottom w:val="single" w:sz="12" w:space="0" w:color="000000" w:themeColor="text1"/>
-              <w:right w:val="single" w:sz="12" w:space="0" w:color="000000" w:themeColor="text1"/>
-            </w:tcBorders>
-            <w:shd w:val="clear" w:color="auto" w:fill="FFFFFF" w:themeFill="background1"/>
-          </w:tcPr>
-          <w:p>
-            <w:pPr>
-              <w:jc w:val="center"/>
-              <w:rPr>
-                <w:rFonts w:ascii="Calibri" w:hAnsi="Calibri" w:cs="Calibri"/>
-                <w:color w:val="0D0D0D" w:themeColor="text1" w:themeTint="F2"/>
-              </w:rPr>
-            </w:pPr>
-            <w:r>
-              <w:rPr>
-                <w:rFonts w:ascii="Calibri" w:hAnsi="Calibri" w:cs="Calibri"/>
-                <w:color w:val="0D0D0D" w:themeColor="text1" w:themeTint="F2"/>
-              </w:rPr>
-              <w:t>{{FacilitiesCatL1DWDChemicalParameters}}</w:t>
-            </w:r>
-          </w:p>
-          <w:p>
-            <w:pPr>
-              <w:jc w:val="center"/>
-              <w:rPr>
-                <w:rFonts w:ascii="Calibri" w:hAnsi="Calibri" w:cs="Calibri"/>
-                <w:color w:val="0D0D0D" w:themeColor="text1" w:themeTint="F2"/>
-              </w:rPr>
-            </w:pPr>
-            <w:r>
-              <w:rPr>
-                <w:rFonts w:ascii="Calibri" w:hAnsi="Calibri" w:cs="Calibri"/>
-                <w:color w:val="0D0D0D" w:themeColor="text1" w:themeTint="F2"/>
-              </w:rPr>
-              <w:t>{{FacilitiesCatL1DWDOtherChemicalParameters}}</w:t>
-            </w:r>
-          </w:p>
-          <w:p>
-            <w:pPr>
-              <w:jc w:val="center"/>
-              <w:rPr>
-                <w:rFonts w:ascii="Calibri" w:hAnsi="Calibri" w:cs="Calibri"/>
-                <w:color w:val="0D0D0D" w:themeColor="text1" w:themeTint="F2"/>
-              </w:rPr>
-            </w:pPr>
-          </w:p>
-        </w:tc>
-        <w:tc>
-          <w:tcPr>
-            <w:tcW w:w="1698" w:type="pct"/>
-            <w:tcBorders>
-              <w:top w:val="single" w:sz="12" w:space="0" w:color="000000" w:themeColor="text1"/>
-              <w:left w:val="single" w:sz="12" w:space="0" w:color="000000" w:themeColor="text1"/>
-              <w:bottom w:val="single" w:sz="12" w:space="0" w:color="000000" w:themeColor="text1"/>
-              <w:right w:val="single" w:sz="12" w:space="0" w:color="000000" w:themeColor="text1"/>
-            </w:tcBorders>
-            <w:shd w:val="clear" w:color="auto" w:fill="FFFFFF" w:themeFill="background1"/>
-            <w:hideMark/>
-          </w:tcPr>
-          <w:p>
-            <w:pPr>
-              <w:jc w:val="center"/>
-              <w:rPr>
-                <w:rFonts w:ascii="Calibri" w:eastAsia="Calibri" w:hAnsi="Calibri" w:cs="Calibri"/>
-                <w:color w:val="0D0D0D" w:themeColor="text1" w:themeTint="F2"/>
-              </w:rPr>
-            </w:pPr>
-            <w:r>
-              <w:rPr>
-                <w:rFonts w:ascii="Calibri" w:eastAsia="Calibri" w:hAnsi="Calibri" w:cs="Calibri"/>
-                <w:color w:val="0D0D0D" w:themeColor="text1" w:themeTint="F2"/>
-              </w:rPr>
-              <w:t>{{FacilitiesCatL1DWDMetalParameters}}</w:t>
-            </w:r>
-          </w:p>
-          <w:p>
-            <w:pPr>
-              <w:jc w:val="center"/>
-              <w:rPr>
-                <w:rFonts w:ascii="Calibri" w:eastAsia="Calibri" w:hAnsi="Calibri" w:cs="Calibri"/>
-                <w:color w:val="0D0D0D" w:themeColor="text1" w:themeTint="F2"/>
-              </w:rPr>
-            </w:pPr>
-            <w:r>
-              <w:rPr>
-                <w:rFonts w:ascii="Calibri" w:eastAsia="Calibri" w:hAnsi="Calibri" w:cs="Calibri"/>
-                <w:color w:val="0D0D0D" w:themeColor="text1" w:themeTint="F2"/>
-              </w:rPr>
-              <w:t>{{FacilitiesCatL1DWDOtherMetalParameters}}</w:t>
-            </w:r>
-          </w:p>
-        </w:tc>
-        <w:tc>
-          <w:tcPr>
-            <w:tcW w:w="487" w:type="pct"/>
-            <w:tcBorders>
-              <w:top w:val="single" w:sz="12" w:space="0" w:color="000000" w:themeColor="text1"/>
-              <w:left w:val="single" w:sz="12" w:space="0" w:color="000000" w:themeColor="text1"/>
-              <w:bottom w:val="single" w:sz="12" w:space="0" w:color="000000" w:themeColor="text1"/>
-              <w:right w:val="single" w:sz="12" w:space="0" w:color="000000" w:themeColor="text1"/>
-            </w:tcBorders>
-            <w:shd w:val="clear" w:color="auto" w:fill="FFFFFF" w:themeFill="background1"/>
-          </w:tcPr>
-          <w:p>
-            <w:pPr>
-              <w:jc w:val="center"/>
-              <w:rPr>
-                <w:rFonts w:ascii="Calibri" w:hAnsi="Calibri" w:cs="Calibri"/>
-                <w:color w:val="0D0D0D" w:themeColor="text1" w:themeTint="F2"/>
-              </w:rPr>
-            </w:pPr>
-            <w:r>
-              <w:rPr>
-                <w:rFonts w:ascii="Calibri" w:hAnsi="Calibri" w:cs="Calibri"/>
-                <w:color w:val="0D0D0D" w:themeColor="text1" w:themeTint="F2"/>
-              </w:rPr>
-              <w:t>{{FacilitiesCatL1DWDPhysicalParameters}}</w:t>
-            </w:r>
-          </w:p>
-          <w:p>
-            <w:pPr>
-              <w:jc w:val="center"/>
-              <w:rPr>
-                <w:rFonts w:ascii="Calibri" w:hAnsi="Calibri" w:cs="Calibri"/>
-                <w:color w:val="0D0D0D" w:themeColor="text1" w:themeTint="F2"/>
-              </w:rPr>
-            </w:pPr>
-            <w:r>
-              <w:rPr>
-                <w:rFonts w:ascii="Calibri" w:hAnsi="Calibri" w:cs="Calibri"/>
-                <w:color w:val="0D0D0D" w:themeColor="text1" w:themeTint="F2"/>
-              </w:rPr>
-              <w:t>{{FacilitiesCatL1DWDOtherPhysicalParameters}}</w:t>
-            </w:r>
-          </w:p>
-        </w:tc>
-        <w:tc>
-          <w:tcPr>
-            <w:tcW w:w="487" w:type="pct"/>
-            <w:tcBorders>
-              <w:top w:val="single" w:sz="12" w:space="0" w:color="000000" w:themeColor="text1"/>
-              <w:left w:val="single" w:sz="12" w:space="0" w:color="000000" w:themeColor="text1"/>
-              <w:bottom w:val="single" w:sz="12" w:space="0" w:color="000000" w:themeColor="text1"/>
-              <w:right w:val="single" w:sz="12" w:space="0" w:color="000000" w:themeColor="text1"/>
-            </w:tcBorders>
-            <w:shd w:val="clear" w:color="auto" w:fill="FFFFFF" w:themeFill="background1"/>
-          </w:tcPr>
-          <w:p>
-            <w:pPr>
-              <w:jc w:val="center"/>
-              <w:rPr>
-                <w:rFonts w:ascii="Calibri" w:hAnsi="Calibri" w:cs="Calibri"/>
-                <w:color w:val="0D0D0D" w:themeColor="text1" w:themeTint="F2"/>
-              </w:rPr>
-            </w:pPr>
-            <w:r>
-              <w:rPr>
-                <w:rFonts w:ascii="Calibri" w:hAnsi="Calibri" w:cs="Calibri"/>
-                <w:color w:val="0D0D0D" w:themeColor="text1" w:themeTint="F2"/>
-              </w:rPr>
-              <w:t>{{FacilitiesCatL1DWDPesticidesParameters}}</w:t>
-            </w:r>
-          </w:p>
-          <w:p>
-            <w:pPr>
-              <w:jc w:val="center"/>
-              <w:rPr>
-                <w:rFonts w:ascii="Calibri" w:hAnsi="Calibri" w:cs="Calibri"/>
-                <w:color w:val="0D0D0D" w:themeColor="text1" w:themeTint="F2"/>
-              </w:rPr>
-            </w:pPr>
-          </w:p>
-          <w:p>
-            <w:pPr>
-              <w:jc w:val="center"/>
-              <w:rPr>
-                <w:rFonts w:ascii="Calibri" w:hAnsi="Calibri" w:cs="Calibri"/>
-                <w:color w:val="0D0D0D" w:themeColor="text1" w:themeTint="F2"/>
-              </w:rPr>
-            </w:pPr>
-          </w:p>
-          <w:p>
-            <w:pPr>
-              <w:jc w:val="center"/>
-              <w:rPr>
-                <w:rFonts w:ascii="Calibri" w:hAnsi="Calibri" w:cs="Calibri"/>
-                <w:color w:val="0D0D0D" w:themeColor="text1" w:themeTint="F2"/>
-              </w:rPr>
-            </w:pPr>
-          </w:p>
-        </w:tc>
-        <w:tc>
-          <w:tcPr>
-            <w:tcW w:w="516" w:type="pct"/>
-            <w:tcBorders>
-              <w:top w:val="single" w:sz="12" w:space="0" w:color="000000" w:themeColor="text1"/>
-              <w:left w:val="single" w:sz="12" w:space="0" w:color="000000" w:themeColor="text1"/>
-              <w:bottom w:val="single" w:sz="12" w:space="0" w:color="000000" w:themeColor="text1"/>
-              <w:right w:val="single" w:sz="12" w:space="0" w:color="000000" w:themeColor="text1"/>
-            </w:tcBorders>
-            <w:shd w:val="clear" w:color="auto" w:fill="FFFFFF" w:themeFill="background1"/>
-          </w:tcPr>
-          <w:p>
-            <w:pPr>
-              <w:jc w:val="center"/>
-              <w:rPr>
-                <w:rFonts w:ascii="Calibri" w:hAnsi="Calibri" w:cs="Calibri"/>
-                <w:color w:val="0D0D0D" w:themeColor="text1" w:themeTint="F2"/>
-              </w:rPr>
-            </w:pPr>
-            <w:r>
-              <w:rPr>
-                <w:rFonts w:ascii="Calibri" w:hAnsi="Calibri" w:cs="Calibri"/>
-                <w:color w:val="0D0D0D" w:themeColor="text1" w:themeTint="F2"/>
-              </w:rPr>
-              <w:t>{{FacilitiesCatL1DWDRadiologicalParameters}}</w:t>
-            </w:r>
-          </w:p>
-          <w:p>
-            <w:pPr>
-              <w:jc w:val="center"/>
-              <w:rPr>
-                <w:rFonts w:ascii="Calibri" w:hAnsi="Calibri" w:cs="Calibri"/>
-                <w:color w:val="0D0D0D" w:themeColor="text1" w:themeTint="F2"/>
-              </w:rPr>
-            </w:pPr>
-          </w:p>
-          <w:p>
-            <w:pPr>
-              <w:jc w:val="center"/>
-              <w:rPr>
-                <w:rFonts w:ascii="Calibri" w:hAnsi="Calibri" w:cs="Calibri"/>
-                <w:color w:val="0D0D0D" w:themeColor="text1" w:themeTint="F2"/>
-              </w:rPr>
-            </w:pPr>
-          </w:p>
-          <w:p>
-            <w:pPr>
-              <w:jc w:val="center"/>
-              <w:rPr>
-                <w:rFonts w:ascii="Calibri" w:hAnsi="Calibri" w:cs="Calibri"/>
-                <w:color w:val="0D0D0D" w:themeColor="text1" w:themeTint="F2"/>
-              </w:rPr>
-            </w:pPr>
-          </w:p>
-        </w:tc>
-      </w:tr>
-    </w:tbl>
-    <w:p>
-      <w:pPr>
-        <w:rPr>
-          <w:rFonts w:ascii="Calibri" w:hAnsi="Calibri" w:cs="Calibri"/>
-          <w:color w:val="0D0D0D" w:themeColor="text1" w:themeTint="F2"/>
-        </w:rPr>
-      </w:pPr>
+        <w:t>}}</w:t>
+      </w:r>
     </w:p>
     <w:p>
       <w:pPr>
@@ -4780,7 +4390,9 @@
           <w:szCs w:val="28"/>
         </w:rPr>
       </w:pPr>
-      <w:r>
+    </w:p>
+    <w:p>
+      <w:pPr>
         <w:rPr>
           <w:rFonts w:ascii="Calibri" w:hAnsi="Calibri" w:cs="Calibri"/>
           <w:b/>
@@ -4789,9 +4401,10 @@
           <w:sz w:val="28"/>
           <w:szCs w:val="28"/>
         </w:rPr>
-        <w:t>{{/</w:t>
-      </w:r>
-      <w:r>
+      </w:pPr>
+    </w:p>
+    <w:p>
+      <w:pPr>
         <w:rPr>
           <w:rFonts w:ascii="Calibri" w:hAnsi="Calibri" w:cs="Calibri"/>
           <w:b/>
@@ -4799,87 +4412,6 @@
           <w:color w:val="0D0D0D" w:themeColor="text1" w:themeTint="F2"/>
           <w:sz w:val="28"/>
           <w:szCs w:val="28"/>
-          <w:lang w:val="en-IN"/>
-        </w:rPr>
-        <w:t>FacilitiesDWDDetails</w:t>
-      </w:r>
-      <w:r>
-        <w:rPr>
-          <w:rFonts w:ascii="Calibri" w:hAnsi="Calibri" w:cs="Calibri"/>
-          <w:b/>
-          <w:bCs/>
-          <w:color w:val="0D0D0D" w:themeColor="text1" w:themeTint="F2"/>
-          <w:sz w:val="28"/>
-          <w:szCs w:val="28"/>
-        </w:rPr>
-        <w:t>}}</w:t>
-      </w:r>
-      <w:r>
-        <w:rPr>
-          <w:rFonts w:ascii="Calibri" w:hAnsi="Calibri" w:cs="Calibri"/>
-          <w:b/>
-          <w:bCs/>
-          <w:color w:val="0D0D0D" w:themeColor="text1" w:themeTint="F2"/>
-          <w:sz w:val="28"/>
-          <w:szCs w:val="28"/>
-        </w:rPr>
-        <w:t>{{/</w:t>
-      </w:r>
-      <w:r>
-        <w:rPr>
-          <w:rFonts w:ascii="Calibri" w:hAnsi="Calibri" w:cs="Calibri"/>
-          <w:b/>
-          <w:bCs/>
-          <w:color w:val="0D0D0D" w:themeColor="text1" w:themeTint="F2"/>
-          <w:sz w:val="28"/>
-          <w:szCs w:val="28"/>
-          <w:lang w:val="en-IN"/>
-        </w:rPr>
-        <w:t>BLAccountDWSDetails</w:t>
-      </w:r>
-      <w:r>
-        <w:rPr>
-          <w:rFonts w:ascii="Calibri" w:hAnsi="Calibri" w:cs="Calibri"/>
-          <w:b/>
-          <w:bCs/>
-          <w:color w:val="0D0D0D" w:themeColor="text1" w:themeTint="F2"/>
-          <w:sz w:val="28"/>
-          <w:szCs w:val="28"/>
-        </w:rPr>
-        <w:t>}}</w:t>
-      </w:r>
-    </w:p>
-    <w:p>
-      <w:pPr>
-        <w:rPr>
-          <w:rFonts w:ascii="Calibri" w:hAnsi="Calibri" w:cs="Calibri"/>
-          <w:b/>
-          <w:bCs/>
-          <w:color w:val="0D0D0D" w:themeColor="text1" w:themeTint="F2"/>
-          <w:sz w:val="28"/>
-          <w:szCs w:val="28"/>
-        </w:rPr>
-      </w:pPr>
-    </w:p>
-    <w:p>
-      <w:pPr>
-        <w:rPr>
-          <w:rFonts w:ascii="Calibri" w:hAnsi="Calibri" w:cs="Calibri"/>
-          <w:b/>
-          <w:bCs/>
-          <w:color w:val="0D0D0D" w:themeColor="text1" w:themeTint="F2"/>
-          <w:sz w:val="28"/>
-          <w:szCs w:val="28"/>
-        </w:rPr>
-      </w:pPr>
-    </w:p>
-    <w:p>
-      <w:pPr>
-        <w:rPr>
-          <w:rFonts w:ascii="Calibri" w:hAnsi="Calibri" w:cs="Calibri"/>
-          <w:b/>
-          <w:bCs/>
-          <w:color w:val="0D0D0D" w:themeColor="text1" w:themeTint="F2"/>
         </w:rPr>
       </w:pPr>
       <w:r>
@@ -4901,6 +4433,108 @@
           <w:color w:val="0D0D0D" w:themeColor="text1" w:themeTint="F2"/>
         </w:rPr>
       </w:pPr>
+      <w:r>
+        <w:rPr>
+          <w:rFonts w:ascii="Calibri" w:hAnsi="Calibri" w:cs="Calibri"/>
+          <w:color w:val="0D0D0D" w:themeColor="text1" w:themeTint="F2"/>
+        </w:rPr>
+        <w:t>{{</w:t>
+      </w:r>
+      <w:r>
+        <w:rPr>
+          <w:rFonts w:ascii="Calibri" w:hAnsi="Calibri" w:cs="Calibri"/>
+          <w:color w:val="0D0D0D" w:themeColor="text1" w:themeTint="F2"/>
+        </w:rPr>
+        <w:t>#</w:t>
+      </w:r>
+      <w:r>
+        <w:rPr>
+          <w:rFonts w:ascii="Calibri" w:hAnsi="Calibri" w:cs="Calibri"/>
+          <w:color w:val="0D0D0D" w:themeColor="text1" w:themeTint="F2"/>
+          <w:lang w:val="en-IN"/>
+        </w:rPr>
+        <w:t>BusinessLicense</w:t>
+      </w:r>
+      <w:r>
+        <w:rPr>
+          <w:rFonts w:ascii="Calibri" w:hAnsi="Calibri" w:cs="Calibri"/>
+          <w:color w:val="0D0D0D" w:themeColor="text1" w:themeTint="F2"/>
+        </w:rPr>
+        <w:t>}}{{</w:t>
+      </w:r>
+      <w:r>
+        <w:rPr>
+          <w:rFonts w:ascii="Calibri" w:hAnsi="Calibri" w:cs="Calibri"/>
+          <w:color w:val="0D0D0D" w:themeColor="text1" w:themeTint="F2"/>
+        </w:rPr>
+        <w:t>#</w:t>
+      </w:r>
+      <w:r>
+        <w:rPr>
+          <w:rFonts w:ascii="Calibri" w:hAnsi="Calibri" w:cs="Calibri"/>
+          <w:color w:val="0D0D0D" w:themeColor="text1" w:themeTint="F2"/>
+          <w:lang w:val="en-IN"/>
+        </w:rPr>
+        <w:t>Conditions</w:t>
+      </w:r>
+      <w:r>
+        <w:rPr>
+          <w:rFonts w:ascii="Calibri" w:hAnsi="Calibri" w:cs="Calibri"/>
+          <w:color w:val="0D0D0D" w:themeColor="text1" w:themeTint="F2"/>
+        </w:rPr>
+        <w:t>}}</w:t>
+      </w:r>
+      <w:r>
+        <w:rPr>
+          <w:rFonts w:ascii="Calibri" w:hAnsi="Calibri" w:cs="Calibri"/>
+          <w:color w:val="0D0D0D" w:themeColor="text1" w:themeTint="F2"/>
+        </w:rPr>
+        <w:t>{{Description}}</w:t>
+      </w:r>
+      <w:r>
+        <w:rPr>
+          <w:rFonts w:ascii="Calibri" w:hAnsi="Calibri" w:cs="Calibri"/>
+          <w:color w:val="0D0D0D" w:themeColor="text1" w:themeTint="F2"/>
+        </w:rPr>
+        <w:t>{{/</w:t>
+      </w:r>
+      <w:r>
+        <w:rPr>
+          <w:rFonts w:ascii="Calibri" w:hAnsi="Calibri" w:cs="Calibri"/>
+          <w:color w:val="0D0D0D" w:themeColor="text1" w:themeTint="F2"/>
+          <w:lang w:val="en-IN"/>
+        </w:rPr>
+        <w:t>Conditions</w:t>
+      </w:r>
+      <w:r>
+        <w:rPr>
+          <w:rFonts w:ascii="Calibri" w:hAnsi="Calibri" w:cs="Calibri"/>
+          <w:color w:val="0D0D0D" w:themeColor="text1" w:themeTint="F2"/>
+        </w:rPr>
+        <w:t>}}</w:t>
+      </w:r>
+      <w:r>
+        <w:rPr>
+          <w:rFonts w:ascii="Calibri" w:hAnsi="Calibri" w:cs="Calibri"/>
+          <w:color w:val="0D0D0D" w:themeColor="text1" w:themeTint="F2"/>
+        </w:rPr>
+        <w:t>{{/</w:t>
+      </w:r>
+      <w:r>
+        <w:rPr>
+          <w:rFonts w:ascii="Calibri" w:hAnsi="Calibri" w:cs="Calibri"/>
+          <w:color w:val="0D0D0D" w:themeColor="text1" w:themeTint="F2"/>
+          <w:lang w:val="en-IN"/>
+        </w:rPr>
+        <w:t>BusinessLicense</w:t>
+      </w:r>
+      <w:r>
+        <w:rPr>
+          <w:rFonts w:ascii="Calibri" w:hAnsi="Calibri" w:cs="Calibri"/>
+          <w:color w:val="0D0D0D" w:themeColor="text1" w:themeTint="F2"/>
+        </w:rPr>
+        <w:t>}}</w:t>
+      </w:r>
     </w:p>
     <w:p>
       <w:pPr>
@@ -5287,7 +4921,6 @@
                 <w:bCs/>
                 <w:color w:val="0D0D0D" w:themeColor="text1" w:themeTint="F2"/>
               </w:rPr>
-              <w:lastRenderedPageBreak/>
               <w:t>Environmental Health Officer:</w:t>
             </w:r>
           </w:p>
@@ -9066,7 +8699,12 @@
 </file>
 
 <file path=customXml/item2.xml><?xml version="1.0" encoding="utf-8"?>
-<b:Sources xmlns:b="http://schemas.openxmlformats.org/officeDocument/2006/bibliography" xmlns="http://schemas.openxmlformats.org/officeDocument/2006/bibliography" SelectedStyle="\APASixthEditionOfficeOnline.xsl" StyleName="APA" Version="6"/>
+<?mso-contentType ?>
+<FormTemplates xmlns="http://schemas.microsoft.com/sharepoint/v3/contenttype/forms">
+  <Display>DocumentLibraryForm</Display>
+  <Edit>DocumentLibraryForm</Edit>
+  <New>DocumentLibraryForm</New>
+</FormTemplates>
 </file>
 
 <file path=customXml/item3.xml><?xml version="1.0" encoding="utf-8"?>
@@ -9265,12 +8903,7 @@
 </file>
 
 <file path=customXml/item4.xml><?xml version="1.0" encoding="utf-8"?>
-<?mso-contentType ?>
-<FormTemplates xmlns="http://schemas.microsoft.com/sharepoint/v3/contenttype/forms">
-  <Display>DocumentLibraryForm</Display>
-  <Edit>DocumentLibraryForm</Edit>
-  <New>DocumentLibraryForm</New>
-</FormTemplates>
+<b:Sources xmlns:b="http://schemas.openxmlformats.org/officeDocument/2006/bibliography" xmlns="http://schemas.openxmlformats.org/officeDocument/2006/bibliography" SelectedStyle="\APASixthEditionOfficeOnline.xsl" StyleName="APA" Version="6"/>
 </file>
 
 <file path=customXml/itemProps1.xml><?xml version="1.0" encoding="utf-8"?>
@@ -9285,9 +8918,9 @@
 </file>
 
 <file path=customXml/itemProps2.xml><?xml version="1.0" encoding="utf-8"?>
-<ds:datastoreItem xmlns:ds="http://schemas.openxmlformats.org/officeDocument/2006/customXml" ds:itemID="{05547FD2-9942-43BC-9F0A-00017A93FCEF}">
+<ds:datastoreItem xmlns:ds="http://schemas.openxmlformats.org/officeDocument/2006/customXml" ds:itemID="{EBC42ABD-C067-4102-BEC1-787B36D5DB6C}">
   <ds:schemaRefs>
-    <ds:schemaRef ds:uri="http://schemas.openxmlformats.org/officeDocument/2006/bibliography"/>
+    <ds:schemaRef ds:uri="http://schemas.microsoft.com/sharepoint/v3/contenttype/forms"/>
   </ds:schemaRefs>
 </ds:datastoreItem>
 </file>
@@ -9312,9 +8945,9 @@
 </file>
 
 <file path=customXml/itemProps4.xml><?xml version="1.0" encoding="utf-8"?>
-<ds:datastoreItem xmlns:ds="http://schemas.openxmlformats.org/officeDocument/2006/customXml" ds:itemID="{EBC42ABD-C067-4102-BEC1-787B36D5DB6C}">
+<ds:datastoreItem xmlns:ds="http://schemas.openxmlformats.org/officeDocument/2006/customXml" ds:itemID="{05547FD2-9942-43BC-9F0A-00017A93FCEF}">
   <ds:schemaRefs>
-    <ds:schemaRef ds:uri="http://schemas.microsoft.com/sharepoint/v3/contenttype/forms"/>
+    <ds:schemaRef ds:uri="http://schemas.openxmlformats.org/officeDocument/2006/bibliography"/>
   </ds:schemaRefs>
 </ds:datastoreItem>
 </file>

--- a/PHOCS-Docgentemplates/PHOCS Drinking Water Operating Permit Template_V1.docx
+++ b/PHOCS-Docgentemplates/PHOCS Drinking Water Operating Permit Template_V1.docx
@@ -2458,6 +2458,27 @@
                 <w:color w:val="0D0D0D" w:themeColor="text1" w:themeTint="F2"/>
               </w:rPr>
             </w:pPr>
+            <w:r>
+              <w:rPr>
+                <w:rFonts w:ascii="Calibri" w:eastAsia="Calibri" w:hAnsi="Calibri" w:cs="Calibri"/>
+                <w:color w:val="0D0D0D" w:themeColor="text1" w:themeTint="F2"/>
+              </w:rPr>
+              <w:t>{{</w:t>
+            </w:r>
+            <w:r>
+              <w:rPr>
+                <w:rFonts w:ascii="Calibri" w:eastAsia="Calibri" w:hAnsi="Calibri" w:cs="Calibri"/>
+                <w:color w:val="0D0D0D" w:themeColor="text1" w:themeTint="F2"/>
+              </w:rPr>
+              <w:t>FacilityDWTNonPotableWaterSystem</w:t>
+            </w:r>
+            <w:r>
+              <w:rPr>
+                <w:rFonts w:ascii="Calibri" w:eastAsia="Calibri" w:hAnsi="Calibri" w:cs="Calibri"/>
+                <w:color w:val="0D0D0D" w:themeColor="text1" w:themeTint="F2"/>
+              </w:rPr>
+              <w:t>}}</w:t>
+            </w:r>
           </w:p>
         </w:tc>
       </w:tr>
@@ -5115,7 +5136,6 @@
         <w:docPartUnique/>
       </w:docPartObj>
     </w:sdtPr>
-    <w:sdtEndPr/>
     <w:sdtContent>
       <w:sdt>
         <w:sdtPr>
@@ -5128,7 +5148,6 @@
             <w:docPartUnique/>
           </w:docPartObj>
         </w:sdtPr>
-        <w:sdtEndPr/>
         <w:sdtContent>
           <w:p>
             <w:pPr>
@@ -7893,6 +7912,7 @@
   <w:style w:type="character" w:default="1" w:styleId="DefaultParagraphFont">
     <w:name w:val="Default Paragraph Font"/>
     <w:uiPriority w:val="1"/>
+    <w:semiHidden/>
     <w:unhideWhenUsed/>
   </w:style>
   <w:style w:type="table" w:default="1" w:styleId="TableNormal">
@@ -8688,26 +8708,6 @@
 </file>
 
 <file path=customXml/item1.xml><?xml version="1.0" encoding="utf-8"?>
-<p:properties xmlns:p="http://schemas.microsoft.com/office/2006/metadata/properties" xmlns:xsi="http://www.w3.org/2001/XMLSchema-instance" xmlns:pc="http://schemas.microsoft.com/office/infopath/2007/PartnerControls">
-  <documentManagement>
-    <TaxCatchAll xmlns="8350b7c0-334b-4e19-bfc1-744f6a979eee" xsi:nil="true"/>
-    <lcf76f155ced4ddcb4097134ff3c332f xmlns="94d5cf59-5162-48bc-aa9b-620df72947f5">
-      <Terms xmlns="http://schemas.microsoft.com/office/infopath/2007/PartnerControls"/>
-    </lcf76f155ced4ddcb4097134ff3c332f>
-  </documentManagement>
-</p:properties>
-</file>
-
-<file path=customXml/item2.xml><?xml version="1.0" encoding="utf-8"?>
-<?mso-contentType ?>
-<FormTemplates xmlns="http://schemas.microsoft.com/sharepoint/v3/contenttype/forms">
-  <Display>DocumentLibraryForm</Display>
-  <Edit>DocumentLibraryForm</Edit>
-  <New>DocumentLibraryForm</New>
-</FormTemplates>
-</file>
-
-<file path=customXml/item3.xml><?xml version="1.0" encoding="utf-8"?>
 <ct:contentTypeSchema xmlns:ct="http://schemas.microsoft.com/office/2006/metadata/contentType" xmlns:ma="http://schemas.microsoft.com/office/2006/metadata/properties/metaAttributes" ct:_="" ma:_="" ma:contentTypeName="Document" ma:contentTypeID="0x01010015F16144C0593A4A82C8AE0B67DB460F" ma:contentTypeVersion="11" ma:contentTypeDescription="Create a new document." ma:contentTypeScope="" ma:versionID="4c1194c043985d9d73fd9fd33c34a361">
   <xsd:schema xmlns:xsd="http://www.w3.org/2001/XMLSchema" xmlns:xs="http://www.w3.org/2001/XMLSchema" xmlns:p="http://schemas.microsoft.com/office/2006/metadata/properties" xmlns:ns2="94d5cf59-5162-48bc-aa9b-620df72947f5" xmlns:ns3="8350b7c0-334b-4e19-bfc1-744f6a979eee" targetNamespace="http://schemas.microsoft.com/office/2006/metadata/properties" ma:root="true" ma:fieldsID="526f33de6d62635a9e37b477f3e93c98" ns2:_="" ns3:_="">
     <xsd:import namespace="94d5cf59-5162-48bc-aa9b-620df72947f5"/>
@@ -8902,30 +8902,31 @@
 </ct:contentTypeSchema>
 </file>
 
+<file path=customXml/item2.xml><?xml version="1.0" encoding="utf-8"?>
+<?mso-contentType ?>
+<FormTemplates xmlns="http://schemas.microsoft.com/sharepoint/v3/contenttype/forms">
+  <Display>DocumentLibraryForm</Display>
+  <Edit>DocumentLibraryForm</Edit>
+  <New>DocumentLibraryForm</New>
+</FormTemplates>
+</file>
+
+<file path=customXml/item3.xml><?xml version="1.0" encoding="utf-8"?>
+<p:properties xmlns:p="http://schemas.microsoft.com/office/2006/metadata/properties" xmlns:xsi="http://www.w3.org/2001/XMLSchema-instance" xmlns:pc="http://schemas.microsoft.com/office/infopath/2007/PartnerControls">
+  <documentManagement>
+    <TaxCatchAll xmlns="8350b7c0-334b-4e19-bfc1-744f6a979eee" xsi:nil="true"/>
+    <lcf76f155ced4ddcb4097134ff3c332f xmlns="94d5cf59-5162-48bc-aa9b-620df72947f5">
+      <Terms xmlns="http://schemas.microsoft.com/office/infopath/2007/PartnerControls"/>
+    </lcf76f155ced4ddcb4097134ff3c332f>
+  </documentManagement>
+</p:properties>
+</file>
+
 <file path=customXml/item4.xml><?xml version="1.0" encoding="utf-8"?>
 <b:Sources xmlns:b="http://schemas.openxmlformats.org/officeDocument/2006/bibliography" xmlns="http://schemas.openxmlformats.org/officeDocument/2006/bibliography" SelectedStyle="\APASixthEditionOfficeOnline.xsl" StyleName="APA" Version="6"/>
 </file>
 
 <file path=customXml/itemProps1.xml><?xml version="1.0" encoding="utf-8"?>
-<ds:datastoreItem xmlns:ds="http://schemas.openxmlformats.org/officeDocument/2006/customXml" ds:itemID="{025C8078-51DC-4841-BA80-19788F4265C1}">
-  <ds:schemaRefs>
-    <ds:schemaRef ds:uri="http://schemas.microsoft.com/office/2006/metadata/properties"/>
-    <ds:schemaRef ds:uri="http://schemas.microsoft.com/office/infopath/2007/PartnerControls"/>
-    <ds:schemaRef ds:uri="8350b7c0-334b-4e19-bfc1-744f6a979eee"/>
-    <ds:schemaRef ds:uri="94d5cf59-5162-48bc-aa9b-620df72947f5"/>
-  </ds:schemaRefs>
-</ds:datastoreItem>
-</file>
-
-<file path=customXml/itemProps2.xml><?xml version="1.0" encoding="utf-8"?>
-<ds:datastoreItem xmlns:ds="http://schemas.openxmlformats.org/officeDocument/2006/customXml" ds:itemID="{EBC42ABD-C067-4102-BEC1-787B36D5DB6C}">
-  <ds:schemaRefs>
-    <ds:schemaRef ds:uri="http://schemas.microsoft.com/sharepoint/v3/contenttype/forms"/>
-  </ds:schemaRefs>
-</ds:datastoreItem>
-</file>
-
-<file path=customXml/itemProps3.xml><?xml version="1.0" encoding="utf-8"?>
 <ds:datastoreItem xmlns:ds="http://schemas.openxmlformats.org/officeDocument/2006/customXml" ds:itemID="{3BBD18A3-79DB-4A84-8E19-78611868D028}">
   <ds:schemaRefs>
     <ds:schemaRef ds:uri="http://schemas.microsoft.com/office/2006/metadata/contentType"/>
@@ -8944,6 +8945,25 @@
 </ds:datastoreItem>
 </file>
 
+<file path=customXml/itemProps2.xml><?xml version="1.0" encoding="utf-8"?>
+<ds:datastoreItem xmlns:ds="http://schemas.openxmlformats.org/officeDocument/2006/customXml" ds:itemID="{EBC42ABD-C067-4102-BEC1-787B36D5DB6C}">
+  <ds:schemaRefs>
+    <ds:schemaRef ds:uri="http://schemas.microsoft.com/sharepoint/v3/contenttype/forms"/>
+  </ds:schemaRefs>
+</ds:datastoreItem>
+</file>
+
+<file path=customXml/itemProps3.xml><?xml version="1.0" encoding="utf-8"?>
+<ds:datastoreItem xmlns:ds="http://schemas.openxmlformats.org/officeDocument/2006/customXml" ds:itemID="{025C8078-51DC-4841-BA80-19788F4265C1}">
+  <ds:schemaRefs>
+    <ds:schemaRef ds:uri="http://schemas.microsoft.com/office/2006/metadata/properties"/>
+    <ds:schemaRef ds:uri="http://schemas.microsoft.com/office/infopath/2007/PartnerControls"/>
+    <ds:schemaRef ds:uri="8350b7c0-334b-4e19-bfc1-744f6a979eee"/>
+    <ds:schemaRef ds:uri="94d5cf59-5162-48bc-aa9b-620df72947f5"/>
+  </ds:schemaRefs>
+</ds:datastoreItem>
+</file>
+
 <file path=customXml/itemProps4.xml><?xml version="1.0" encoding="utf-8"?>
 <ds:datastoreItem xmlns:ds="http://schemas.openxmlformats.org/officeDocument/2006/customXml" ds:itemID="{05547FD2-9942-43BC-9F0A-00017A93FCEF}">
   <ds:schemaRefs>

--- a/PHOCS-Docgentemplates/PHOCS Drinking Water Operating Permit Template_V1.docx
+++ b/PHOCS-Docgentemplates/PHOCS Drinking Water Operating Permit Template_V1.docx
@@ -88,7 +88,6 @@
         <w:tc>
           <w:tcPr>
             <w:tcW w:w="3465" w:type="dxa"/>
-            <w:shd w:val="clear" w:color="auto" w:fill="auto"/>
           </w:tcPr>
           <w:p>
             <w:pPr>
@@ -124,7 +123,6 @@
         <w:tc>
           <w:tcPr>
             <w:tcW w:w="5955" w:type="dxa"/>
-            <w:shd w:val="clear" w:color="auto" w:fill="auto"/>
           </w:tcPr>
           <w:p>
             <w:pPr>
@@ -141,6 +139,7 @@
               </w:rPr>
               <w:t>{{</w:t>
             </w:r>
+            <w:proofErr w:type="spellStart"/>
             <w:r>
               <w:rPr>
                 <w:rFonts w:ascii="Calibri" w:eastAsia="Calibri" w:hAnsi="Calibri" w:cs="Calibri"/>
@@ -157,6 +156,7 @@
               </w:rPr>
               <w:t>e</w:t>
             </w:r>
+            <w:proofErr w:type="spellEnd"/>
             <w:r>
               <w:rPr>
                 <w:rFonts w:ascii="Calibri" w:eastAsia="Calibri" w:hAnsi="Calibri" w:cs="Calibri"/>
@@ -182,7 +182,6 @@
         <w:tc>
           <w:tcPr>
             <w:tcW w:w="3465" w:type="dxa"/>
-            <w:shd w:val="clear" w:color="auto" w:fill="auto"/>
           </w:tcPr>
           <w:p>
             <w:pPr>
@@ -226,7 +225,6 @@
         <w:tc>
           <w:tcPr>
             <w:tcW w:w="5955" w:type="dxa"/>
-            <w:shd w:val="clear" w:color="auto" w:fill="auto"/>
           </w:tcPr>
           <w:p>
             <w:pPr>
@@ -242,6 +240,7 @@
               </w:rPr>
               <w:t>{{</w:t>
             </w:r>
+            <w:proofErr w:type="spellStart"/>
             <w:r>
               <w:rPr>
                 <w:rFonts w:ascii="Calibri" w:hAnsi="Calibri" w:cs="Calibri"/>
@@ -263,6 +262,7 @@
               </w:rPr>
               <w:t>Number</w:t>
             </w:r>
+            <w:proofErr w:type="spellEnd"/>
             <w:r>
               <w:rPr>
                 <w:rFonts w:ascii="Calibri" w:hAnsi="Calibri" w:cs="Calibri"/>
@@ -288,7 +288,6 @@
         <w:tc>
           <w:tcPr>
             <w:tcW w:w="3465" w:type="dxa"/>
-            <w:shd w:val="clear" w:color="auto" w:fill="auto"/>
           </w:tcPr>
           <w:p>
             <w:pPr>
@@ -323,7 +322,6 @@
         <w:tc>
           <w:tcPr>
             <w:tcW w:w="5955" w:type="dxa"/>
-            <w:shd w:val="clear" w:color="auto" w:fill="auto"/>
           </w:tcPr>
           <w:p>
             <w:pPr>
@@ -340,6 +338,7 @@
               </w:rPr>
               <w:t>{{</w:t>
             </w:r>
+            <w:proofErr w:type="spellStart"/>
             <w:r>
               <w:rPr>
                 <w:rFonts w:ascii="Calibri" w:eastAsia="Calibri" w:hAnsi="Calibri" w:cs="Calibri"/>
@@ -348,6 +347,7 @@
               </w:rPr>
               <w:t>BLAccountPhysicalAddress</w:t>
             </w:r>
+            <w:proofErr w:type="spellEnd"/>
             <w:r>
               <w:rPr>
                 <w:rFonts w:ascii="Calibri" w:eastAsia="Calibri" w:hAnsi="Calibri" w:cs="Calibri"/>
@@ -373,7 +373,6 @@
         <w:tc>
           <w:tcPr>
             <w:tcW w:w="3465" w:type="dxa"/>
-            <w:shd w:val="clear" w:color="auto" w:fill="auto"/>
           </w:tcPr>
           <w:p>
             <w:pPr>
@@ -408,7 +407,6 @@
         <w:tc>
           <w:tcPr>
             <w:tcW w:w="5955" w:type="dxa"/>
-            <w:shd w:val="clear" w:color="auto" w:fill="auto"/>
           </w:tcPr>
           <w:p>
             <w:pPr>
@@ -424,6 +422,7 @@
               </w:rPr>
               <w:t>{{</w:t>
             </w:r>
+            <w:proofErr w:type="spellStart"/>
             <w:r>
               <w:rPr>
                 <w:rFonts w:ascii="Calibri" w:eastAsia="Calibri" w:hAnsi="Calibri" w:cs="Calibri"/>
@@ -445,6 +444,7 @@
               </w:rPr>
               <w:t>ServiceAreaDescription</w:t>
             </w:r>
+            <w:proofErr w:type="spellEnd"/>
             <w:r>
               <w:rPr>
                 <w:rFonts w:ascii="Calibri" w:eastAsia="Calibri" w:hAnsi="Calibri" w:cs="Calibri"/>
@@ -470,7 +470,6 @@
         <w:tc>
           <w:tcPr>
             <w:tcW w:w="3465" w:type="dxa"/>
-            <w:shd w:val="clear" w:color="auto" w:fill="auto"/>
           </w:tcPr>
           <w:p>
             <w:pPr>
@@ -505,7 +504,6 @@
         <w:tc>
           <w:tcPr>
             <w:tcW w:w="5955" w:type="dxa"/>
-            <w:shd w:val="clear" w:color="auto" w:fill="auto"/>
           </w:tcPr>
           <w:p>
             <w:pPr>
@@ -521,6 +519,7 @@
               </w:rPr>
               <w:t>{{</w:t>
             </w:r>
+            <w:proofErr w:type="spellStart"/>
             <w:r>
               <w:rPr>
                 <w:rFonts w:ascii="Calibri" w:eastAsia="Calibri" w:hAnsi="Calibri" w:cs="Calibri"/>
@@ -542,6 +541,7 @@
               </w:rPr>
               <w:t>AccountName</w:t>
             </w:r>
+            <w:proofErr w:type="spellEnd"/>
             <w:r>
               <w:rPr>
                 <w:rFonts w:ascii="Calibri" w:eastAsia="Calibri" w:hAnsi="Calibri" w:cs="Calibri"/>
@@ -567,7 +567,6 @@
         <w:tc>
           <w:tcPr>
             <w:tcW w:w="3465" w:type="dxa"/>
-            <w:shd w:val="clear" w:color="auto" w:fill="auto"/>
           </w:tcPr>
           <w:p>
             <w:pPr>
@@ -602,7 +601,6 @@
         <w:tc>
           <w:tcPr>
             <w:tcW w:w="5955" w:type="dxa"/>
-            <w:shd w:val="clear" w:color="auto" w:fill="auto"/>
           </w:tcPr>
           <w:p>
             <w:pPr>
@@ -618,6 +616,7 @@
               </w:rPr>
               <w:t>{{</w:t>
             </w:r>
+            <w:proofErr w:type="spellStart"/>
             <w:r>
               <w:rPr>
                 <w:rFonts w:ascii="Calibri" w:eastAsia="Calibri" w:hAnsi="Calibri" w:cs="Calibri"/>
@@ -639,6 +638,7 @@
               </w:rPr>
               <w:t>BillingAddress</w:t>
             </w:r>
+            <w:proofErr w:type="spellEnd"/>
             <w:r>
               <w:rPr>
                 <w:rFonts w:ascii="Calibri" w:eastAsia="Calibri" w:hAnsi="Calibri" w:cs="Calibri"/>
@@ -664,7 +664,6 @@
         <w:tc>
           <w:tcPr>
             <w:tcW w:w="3465" w:type="dxa"/>
-            <w:shd w:val="clear" w:color="auto" w:fill="auto"/>
           </w:tcPr>
           <w:p>
             <w:pPr>
@@ -699,7 +698,6 @@
         <w:tc>
           <w:tcPr>
             <w:tcW w:w="5955" w:type="dxa"/>
-            <w:shd w:val="clear" w:color="auto" w:fill="auto"/>
           </w:tcPr>
           <w:p>
             <w:pPr>
@@ -819,7 +817,6 @@
         <w:tc>
           <w:tcPr>
             <w:tcW w:w="3465" w:type="dxa"/>
-            <w:shd w:val="clear" w:color="auto" w:fill="auto"/>
           </w:tcPr>
           <w:p>
             <w:pPr>
@@ -845,7 +842,6 @@
         <w:tc>
           <w:tcPr>
             <w:tcW w:w="5955" w:type="dxa"/>
-            <w:shd w:val="clear" w:color="auto" w:fill="auto"/>
           </w:tcPr>
           <w:p>
             <w:pPr>
@@ -861,6 +857,7 @@
               </w:rPr>
               <w:t>{{</w:t>
             </w:r>
+            <w:proofErr w:type="spellStart"/>
             <w:r>
               <w:rPr>
                 <w:rFonts w:ascii="Calibri" w:eastAsia="Calibri" w:hAnsi="Calibri" w:cs="Calibri"/>
@@ -882,6 +879,7 @@
               </w:rPr>
               <w:t>OperatingMonths</w:t>
             </w:r>
+            <w:proofErr w:type="spellEnd"/>
             <w:r>
               <w:rPr>
                 <w:rFonts w:ascii="Calibri" w:eastAsia="Calibri" w:hAnsi="Calibri" w:cs="Calibri"/>
@@ -899,7 +897,6 @@
         <w:tc>
           <w:tcPr>
             <w:tcW w:w="3465" w:type="dxa"/>
-            <w:shd w:val="clear" w:color="auto" w:fill="auto"/>
           </w:tcPr>
           <w:p>
             <w:pPr>
@@ -934,7 +931,6 @@
         <w:tc>
           <w:tcPr>
             <w:tcW w:w="5955" w:type="dxa"/>
-            <w:shd w:val="clear" w:color="auto" w:fill="auto"/>
           </w:tcPr>
           <w:p>
             <w:pPr>
@@ -950,6 +946,7 @@
               </w:rPr>
               <w:t>{{</w:t>
             </w:r>
+            <w:proofErr w:type="spellStart"/>
             <w:r>
               <w:rPr>
                 <w:rFonts w:ascii="Calibri" w:eastAsia="Calibri" w:hAnsi="Calibri" w:cs="Calibri"/>
@@ -978,6 +975,7 @@
               </w:rPr>
               <w:t>HOWaterSystemSizeCategory</w:t>
             </w:r>
+            <w:proofErr w:type="spellEnd"/>
             <w:r>
               <w:rPr>
                 <w:rFonts w:ascii="Calibri" w:eastAsia="Calibri" w:hAnsi="Calibri" w:cs="Calibri"/>
@@ -995,7 +993,6 @@
         <w:tc>
           <w:tcPr>
             <w:tcW w:w="3465" w:type="dxa"/>
-            <w:shd w:val="clear" w:color="auto" w:fill="auto"/>
           </w:tcPr>
           <w:p>
             <w:pPr>
@@ -1030,7 +1027,6 @@
         <w:tc>
           <w:tcPr>
             <w:tcW w:w="5955" w:type="dxa"/>
-            <w:shd w:val="clear" w:color="auto" w:fill="auto"/>
           </w:tcPr>
           <w:p>
             <w:pPr>
@@ -1046,6 +1042,7 @@
               </w:rPr>
               <w:t>{{</w:t>
             </w:r>
+            <w:proofErr w:type="spellStart"/>
             <w:r>
               <w:rPr>
                 <w:rFonts w:ascii="Calibri" w:eastAsia="Calibri" w:hAnsi="Calibri" w:cs="Calibri"/>
@@ -1053,6 +1050,7 @@
               </w:rPr>
               <w:t>BLAccountWaterSourceCategory</w:t>
             </w:r>
+            <w:proofErr w:type="spellEnd"/>
             <w:r>
               <w:rPr>
                 <w:rFonts w:ascii="Calibri" w:eastAsia="Calibri" w:hAnsi="Calibri" w:cs="Calibri"/>
@@ -1078,7 +1076,6 @@
         <w:tc>
           <w:tcPr>
             <w:tcW w:w="3465" w:type="dxa"/>
-            <w:shd w:val="clear" w:color="auto" w:fill="auto"/>
           </w:tcPr>
           <w:p>
             <w:pPr>
@@ -1113,7 +1110,6 @@
         <w:tc>
           <w:tcPr>
             <w:tcW w:w="5955" w:type="dxa"/>
-            <w:shd w:val="clear" w:color="auto" w:fill="auto"/>
           </w:tcPr>
           <w:p>
             <w:pPr>
@@ -1175,7 +1171,6 @@
         <w:tc>
           <w:tcPr>
             <w:tcW w:w="3465" w:type="dxa"/>
-            <w:shd w:val="clear" w:color="auto" w:fill="auto"/>
           </w:tcPr>
           <w:p>
             <w:pPr>
@@ -1210,7 +1205,6 @@
         <w:tc>
           <w:tcPr>
             <w:tcW w:w="5955" w:type="dxa"/>
-            <w:shd w:val="clear" w:color="auto" w:fill="auto"/>
           </w:tcPr>
           <w:p>
             <w:pPr>
@@ -1226,6 +1220,7 @@
               </w:rPr>
               <w:t>{{</w:t>
             </w:r>
+            <w:proofErr w:type="spellStart"/>
             <w:r>
               <w:rPr>
                 <w:rFonts w:ascii="Calibri" w:eastAsia="Calibri" w:hAnsi="Calibri" w:cs="Calibri"/>
@@ -1247,6 +1242,7 @@
               </w:rPr>
               <w:t>NoofConnections</w:t>
             </w:r>
+            <w:proofErr w:type="spellEnd"/>
             <w:r>
               <w:rPr>
                 <w:rFonts w:ascii="Calibri" w:eastAsia="Calibri" w:hAnsi="Calibri" w:cs="Calibri"/>
@@ -1264,7 +1260,6 @@
         <w:tc>
           <w:tcPr>
             <w:tcW w:w="3465" w:type="dxa"/>
-            <w:shd w:val="clear" w:color="auto" w:fill="auto"/>
           </w:tcPr>
           <w:p>
             <w:pPr>
@@ -1281,7 +1276,6 @@
         <w:tc>
           <w:tcPr>
             <w:tcW w:w="5955" w:type="dxa"/>
-            <w:shd w:val="clear" w:color="auto" w:fill="auto"/>
           </w:tcPr>
           <w:p>
             <w:pPr>
@@ -1299,7 +1293,6 @@
         <w:tc>
           <w:tcPr>
             <w:tcW w:w="3465" w:type="dxa"/>
-            <w:shd w:val="clear" w:color="auto" w:fill="auto"/>
           </w:tcPr>
           <w:p>
             <w:pPr>
@@ -1316,7 +1309,6 @@
         <w:tc>
           <w:tcPr>
             <w:tcW w:w="5955" w:type="dxa"/>
-            <w:shd w:val="clear" w:color="auto" w:fill="auto"/>
           </w:tcPr>
           <w:p>
             <w:pPr>
@@ -1434,6 +1426,7 @@
               </w:rPr>
               <w:t>{{</w:t>
             </w:r>
+            <w:proofErr w:type="spellStart"/>
             <w:r>
               <w:rPr>
                 <w:rFonts w:ascii="Calibri" w:eastAsia="Calibri" w:hAnsi="Calibri" w:cs="Calibri"/>
@@ -1441,6 +1434,7 @@
               </w:rPr>
               <w:t>DocumentChecklistItemsERCPStatus</w:t>
             </w:r>
+            <w:proofErr w:type="spellEnd"/>
             <w:r>
               <w:rPr>
                 <w:rFonts w:ascii="Calibri" w:eastAsia="Calibri" w:hAnsi="Calibri" w:cs="Calibri"/>
@@ -1665,6 +1659,7 @@
               </w:rPr>
               <w:t>{{#</w:t>
             </w:r>
+            <w:proofErr w:type="spellStart"/>
             <w:r>
               <w:rPr>
                 <w:rFonts w:ascii="Calibri" w:eastAsia="Calibri" w:hAnsi="Calibri" w:cs="Calibri"/>
@@ -1673,6 +1668,8 @@
               </w:rPr>
               <w:t>BLAccountDWSDetails</w:t>
             </w:r>
+            <w:proofErr w:type="spellEnd"/>
+            <w:proofErr w:type="gramStart"/>
             <w:r>
               <w:rPr>
                 <w:rFonts w:ascii="Calibri" w:eastAsia="Calibri" w:hAnsi="Calibri" w:cs="Calibri"/>
@@ -1688,6 +1685,7 @@
               </w:rPr>
               <w:t>{</w:t>
             </w:r>
+            <w:proofErr w:type="gramEnd"/>
             <w:r>
               <w:rPr>
                 <w:rFonts w:ascii="Calibri" w:eastAsia="Calibri" w:hAnsi="Calibri" w:cs="Calibri"/>
@@ -1695,6 +1693,7 @@
               </w:rPr>
               <w:t>{#</w:t>
             </w:r>
+            <w:proofErr w:type="spellStart"/>
             <w:r>
               <w:rPr>
                 <w:rFonts w:ascii="Calibri" w:eastAsia="Calibri" w:hAnsi="Calibri" w:cs="Calibri"/>
@@ -1703,22 +1702,35 @@
               </w:rPr>
               <w:t>WaterSuppliersDWSDetails</w:t>
             </w:r>
+            <w:proofErr w:type="spellEnd"/>
+            <w:proofErr w:type="gramStart"/>
             <w:r>
               <w:rPr>
                 <w:rFonts w:ascii="Calibri" w:eastAsia="Calibri" w:hAnsi="Calibri" w:cs="Calibri"/>
                 <w:color w:val="0D0D0D" w:themeColor="text1" w:themeTint="F2"/>
                 <w:lang w:val="en-IN"/>
               </w:rPr>
-              <w:t>}}{{</w:t>
-            </w:r>
+              <w:t>}}{</w:t>
+            </w:r>
+            <w:proofErr w:type="gramEnd"/>
             <w:r>
               <w:rPr>
                 <w:rFonts w:ascii="Calibri" w:eastAsia="Calibri" w:hAnsi="Calibri" w:cs="Calibri"/>
                 <w:color w:val="0D0D0D" w:themeColor="text1" w:themeTint="F2"/>
                 <w:lang w:val="en-IN"/>
               </w:rPr>
+              <w:t>{</w:t>
+            </w:r>
+            <w:proofErr w:type="spellStart"/>
+            <w:r>
+              <w:rPr>
+                <w:rFonts w:ascii="Calibri" w:eastAsia="Calibri" w:hAnsi="Calibri" w:cs="Calibri"/>
+                <w:color w:val="0D0D0D" w:themeColor="text1" w:themeTint="F2"/>
+                <w:lang w:val="en-IN"/>
+              </w:rPr>
               <w:t>BLAccountDWSName</w:t>
             </w:r>
+            <w:proofErr w:type="spellEnd"/>
             <w:r>
               <w:rPr>
                 <w:rFonts w:ascii="Calibri" w:eastAsia="Calibri" w:hAnsi="Calibri" w:cs="Calibri"/>
@@ -1731,7 +1743,6 @@
         <w:tc>
           <w:tcPr>
             <w:tcW w:w="1405" w:type="pct"/>
-            <w:shd w:val="clear" w:color="auto" w:fill="auto"/>
           </w:tcPr>
           <w:p>
             <w:pPr>
@@ -1801,6 +1812,7 @@
               </w:rPr>
               <w:t>{</w:t>
             </w:r>
+            <w:proofErr w:type="spellStart"/>
             <w:r>
               <w:rPr>
                 <w:rFonts w:ascii="Calibri" w:eastAsia="Calibri" w:hAnsi="Calibri" w:cs="Calibri"/>
@@ -1809,6 +1821,7 @@
               </w:rPr>
               <w:t>WaterSuppliersDWSWaterLicenseNumber</w:t>
             </w:r>
+            <w:proofErr w:type="spellEnd"/>
             <w:r>
               <w:rPr>
                 <w:rFonts w:ascii="Calibri" w:eastAsia="Calibri" w:hAnsi="Calibri" w:cs="Calibri"/>
@@ -1856,6 +1869,7 @@
               </w:rPr>
               <w:t>{{</w:t>
             </w:r>
+            <w:proofErr w:type="spellStart"/>
             <w:r>
               <w:rPr>
                 <w:rFonts w:ascii="Calibri" w:eastAsia="Calibri" w:hAnsi="Calibri" w:cs="Calibri"/>
@@ -1863,6 +1877,8 @@
               </w:rPr>
               <w:t>WaterSourceIntakeWellTag</w:t>
             </w:r>
+            <w:proofErr w:type="spellEnd"/>
+            <w:proofErr w:type="gramStart"/>
             <w:r>
               <w:rPr>
                 <w:rFonts w:ascii="Calibri" w:eastAsia="Calibri" w:hAnsi="Calibri" w:cs="Calibri"/>
@@ -1875,8 +1891,17 @@
                 <w:rFonts w:ascii="Calibri" w:eastAsia="Calibri" w:hAnsi="Calibri" w:cs="Calibri"/>
                 <w:color w:val="0D0D0D" w:themeColor="text1" w:themeTint="F2"/>
               </w:rPr>
-              <w:t>{{/</w:t>
-            </w:r>
+              <w:t>{</w:t>
+            </w:r>
+            <w:proofErr w:type="gramEnd"/>
+            <w:r>
+              <w:rPr>
+                <w:rFonts w:ascii="Calibri" w:eastAsia="Calibri" w:hAnsi="Calibri" w:cs="Calibri"/>
+                <w:color w:val="0D0D0D" w:themeColor="text1" w:themeTint="F2"/>
+              </w:rPr>
+              <w:t>{/</w:t>
+            </w:r>
+            <w:proofErr w:type="spellStart"/>
             <w:r>
               <w:rPr>
                 <w:rFonts w:ascii="Calibri" w:eastAsia="Calibri" w:hAnsi="Calibri" w:cs="Calibri"/>
@@ -1899,21 +1924,40 @@
                 <w:color w:val="0D0D0D" w:themeColor="text1" w:themeTint="F2"/>
                 <w:lang w:val="en-IN"/>
               </w:rPr>
-              <w:t>Details}}</w:t>
-            </w:r>
-            <w:r>
-              <w:rPr>
-                <w:rFonts w:ascii="Calibri" w:eastAsia="Calibri" w:hAnsi="Calibri" w:cs="Calibri"/>
-                <w:color w:val="0D0D0D" w:themeColor="text1" w:themeTint="F2"/>
-              </w:rPr>
-              <w:t>{{/</w:t>
-            </w:r>
+              <w:t>Details</w:t>
+            </w:r>
+            <w:proofErr w:type="spellEnd"/>
+            <w:proofErr w:type="gramStart"/>
             <w:r>
               <w:rPr>
                 <w:rFonts w:ascii="Calibri" w:eastAsia="Calibri" w:hAnsi="Calibri" w:cs="Calibri"/>
                 <w:color w:val="0D0D0D" w:themeColor="text1" w:themeTint="F2"/>
                 <w:lang w:val="en-IN"/>
               </w:rPr>
+              <w:t>}}</w:t>
+            </w:r>
+            <w:r>
+              <w:rPr>
+                <w:rFonts w:ascii="Calibri" w:eastAsia="Calibri" w:hAnsi="Calibri" w:cs="Calibri"/>
+                <w:color w:val="0D0D0D" w:themeColor="text1" w:themeTint="F2"/>
+              </w:rPr>
+              <w:t>{</w:t>
+            </w:r>
+            <w:proofErr w:type="gramEnd"/>
+            <w:r>
+              <w:rPr>
+                <w:rFonts w:ascii="Calibri" w:eastAsia="Calibri" w:hAnsi="Calibri" w:cs="Calibri"/>
+                <w:color w:val="0D0D0D" w:themeColor="text1" w:themeTint="F2"/>
+              </w:rPr>
+              <w:t>{/</w:t>
+            </w:r>
+            <w:proofErr w:type="spellStart"/>
+            <w:r>
+              <w:rPr>
+                <w:rFonts w:ascii="Calibri" w:eastAsia="Calibri" w:hAnsi="Calibri" w:cs="Calibri"/>
+                <w:color w:val="0D0D0D" w:themeColor="text1" w:themeTint="F2"/>
+                <w:lang w:val="en-IN"/>
+              </w:rPr>
               <w:t>BLAccountDWSDetail</w:t>
             </w:r>
             <w:r>
@@ -1924,6 +1968,7 @@
               </w:rPr>
               <w:t>s</w:t>
             </w:r>
+            <w:proofErr w:type="spellEnd"/>
             <w:r>
               <w:rPr>
                 <w:rFonts w:ascii="Calibri" w:eastAsia="Calibri" w:hAnsi="Calibri" w:cs="Calibri"/>
@@ -2183,21 +2228,43 @@
               </w:rPr>
               <w:t>{{#</w:t>
             </w:r>
+            <w:proofErr w:type="spellStart"/>
             <w:r>
               <w:rPr>
                 <w:rFonts w:ascii="Calibri" w:eastAsia="Calibri" w:hAnsi="Calibri" w:cs="Calibri"/>
                 <w:color w:val="0D0D0D" w:themeColor="text1" w:themeTint="F2"/>
                 <w:lang w:val="en-IN"/>
               </w:rPr>
-              <w:t>BLAccountDWSDetails}}{{#FacilitiesDWTDetails</w:t>
-            </w:r>
-            <w:r>
-              <w:rPr>
-                <w:rFonts w:ascii="Calibri" w:eastAsia="Calibri" w:hAnsi="Calibri" w:cs="Calibri"/>
-                <w:color w:val="0D0D0D" w:themeColor="text1" w:themeTint="F2"/>
+              <w:t>BLAccountDWSDetails</w:t>
+            </w:r>
+            <w:proofErr w:type="spellEnd"/>
+            <w:proofErr w:type="gramStart"/>
+            <w:r>
+              <w:rPr>
+                <w:rFonts w:ascii="Calibri" w:eastAsia="Calibri" w:hAnsi="Calibri" w:cs="Calibri"/>
+                <w:color w:val="0D0D0D" w:themeColor="text1" w:themeTint="F2"/>
+                <w:lang w:val="en-IN"/>
               </w:rPr>
               <w:t>}}{</w:t>
             </w:r>
+            <w:proofErr w:type="gramEnd"/>
+            <w:r>
+              <w:rPr>
+                <w:rFonts w:ascii="Calibri" w:eastAsia="Calibri" w:hAnsi="Calibri" w:cs="Calibri"/>
+                <w:color w:val="0D0D0D" w:themeColor="text1" w:themeTint="F2"/>
+                <w:lang w:val="en-IN"/>
+              </w:rPr>
+              <w:t>{#FacilitiesDWTDetails</w:t>
+            </w:r>
+            <w:proofErr w:type="gramStart"/>
+            <w:r>
+              <w:rPr>
+                <w:rFonts w:ascii="Calibri" w:eastAsia="Calibri" w:hAnsi="Calibri" w:cs="Calibri"/>
+                <w:color w:val="0D0D0D" w:themeColor="text1" w:themeTint="F2"/>
+              </w:rPr>
+              <w:t>}}{</w:t>
+            </w:r>
+            <w:proofErr w:type="gramEnd"/>
             <w:r>
               <w:rPr>
                 <w:rFonts w:ascii="Calibri" w:eastAsia="Calibri" w:hAnsi="Calibri" w:cs="Calibri"/>
@@ -2259,6 +2326,7 @@
               </w:rPr>
               <w:t>{{</w:t>
             </w:r>
+            <w:proofErr w:type="spellStart"/>
             <w:r>
               <w:rPr>
                 <w:rFonts w:ascii="Calibri" w:eastAsia="Calibri" w:hAnsi="Calibri" w:cs="Calibri"/>
@@ -2266,6 +2334,7 @@
               </w:rPr>
               <w:t>FacilitiesDWTPhysicalAddress</w:t>
             </w:r>
+            <w:proofErr w:type="spellEnd"/>
           </w:p>
           <w:p>
             <w:pPr>
@@ -2323,6 +2392,7 @@
               </w:rPr>
               <w:t>{{</w:t>
             </w:r>
+            <w:proofErr w:type="spellStart"/>
             <w:r>
               <w:rPr>
                 <w:rFonts w:ascii="Calibri" w:eastAsia="Calibri" w:hAnsi="Calibri" w:cs="Calibri"/>
@@ -2330,6 +2400,7 @@
               </w:rPr>
               <w:t>FacilityDWTEOCPNumber</w:t>
             </w:r>
+            <w:proofErr w:type="spellEnd"/>
             <w:r>
               <w:rPr>
                 <w:rFonts w:ascii="Calibri" w:eastAsia="Calibri" w:hAnsi="Calibri" w:cs="Calibri"/>
@@ -2365,18 +2436,31 @@
                 <w:rFonts w:ascii="Calibri" w:eastAsia="Calibri" w:hAnsi="Calibri" w:cs="Calibri"/>
                 <w:color w:val="0D0D0D" w:themeColor="text1" w:themeTint="F2"/>
               </w:rPr>
-              <w:t>{{FacilityDWTMaxDFRate</w:t>
-            </w:r>
-          </w:p>
-          <w:p>
-            <w:pPr>
-              <w:jc w:val="center"/>
-              <w:rPr>
-                <w:rFonts w:ascii="Calibri" w:eastAsia="Calibri" w:hAnsi="Calibri" w:cs="Calibri"/>
-                <w:color w:val="0D0D0D" w:themeColor="text1" w:themeTint="F2"/>
-                <w:lang w:val="en-IN"/>
-              </w:rPr>
-            </w:pPr>
+              <w:t>{{</w:t>
+            </w:r>
+            <w:proofErr w:type="spellStart"/>
+            <w:r>
+              <w:rPr>
+                <w:rFonts w:ascii="Calibri" w:eastAsia="Calibri" w:hAnsi="Calibri" w:cs="Calibri"/>
+                <w:color w:val="0D0D0D" w:themeColor="text1" w:themeTint="F2"/>
+              </w:rPr>
+              <w:t>FacilityDWTClassication</w:t>
+            </w:r>
+            <w:r>
+              <w:rPr>
+                <w:rFonts w:ascii="Calibri" w:eastAsia="Calibri" w:hAnsi="Calibri" w:cs="Calibri"/>
+                <w:color w:val="0D0D0D" w:themeColor="text1" w:themeTint="F2"/>
+              </w:rPr>
+              <w:t>L</w:t>
+            </w:r>
+            <w:r>
+              <w:rPr>
+                <w:rFonts w:ascii="Calibri" w:eastAsia="Calibri" w:hAnsi="Calibri" w:cs="Calibri"/>
+                <w:color w:val="0D0D0D" w:themeColor="text1" w:themeTint="F2"/>
+              </w:rPr>
+              <w:t>evel</w:t>
+            </w:r>
+            <w:proofErr w:type="spellEnd"/>
             <w:r>
               <w:rPr>
                 <w:rFonts w:ascii="Calibri" w:eastAsia="Calibri" w:hAnsi="Calibri" w:cs="Calibri"/>
@@ -2412,7 +2496,24 @@
                 <w:rFonts w:ascii="Calibri" w:eastAsia="Calibri" w:hAnsi="Calibri" w:cs="Calibri"/>
                 <w:color w:val="0D0D0D" w:themeColor="text1" w:themeTint="F2"/>
               </w:rPr>
-              <w:t>{{BLAccountMaximumDesignFlowRateM3PerDay}}</w:t>
+              <w:t>{{</w:t>
+            </w:r>
+            <w:proofErr w:type="spellStart"/>
+            <w:r>
+              <w:rPr>
+                <w:rFonts w:ascii="Calibri" w:eastAsia="Calibri" w:hAnsi="Calibri" w:cs="Calibri"/>
+                <w:color w:val="0D0D0D" w:themeColor="text1" w:themeTint="F2"/>
+              </w:rPr>
+              <w:t>FacilityDWTMaxDFRate</w:t>
+            </w:r>
+            <w:proofErr w:type="spellEnd"/>
+            <w:proofErr w:type="gramStart"/>
+            <w:r>
+              <w:rPr>
+                <w:rFonts w:ascii="Calibri" w:eastAsia="Calibri" w:hAnsi="Calibri" w:cs="Calibri"/>
+                <w:color w:val="0D0D0D" w:themeColor="text1" w:themeTint="F2"/>
+              </w:rPr>
+              <w:t>}}</w:t>
             </w:r>
             <w:r>
               <w:rPr>
@@ -2420,23 +2521,53 @@
                 <w:color w:val="0D0D0D" w:themeColor="text1" w:themeTint="F2"/>
                 <w:lang w:val="en-IN"/>
               </w:rPr>
-              <w:t>{{/FacilitiesDWTDetails</w:t>
-            </w:r>
-            <w:r>
-              <w:rPr>
-                <w:rFonts w:ascii="Calibri" w:eastAsia="Calibri" w:hAnsi="Calibri" w:cs="Calibri"/>
-                <w:color w:val="0D0D0D" w:themeColor="text1" w:themeTint="F2"/>
-              </w:rPr>
-              <w:t>}}{{/</w:t>
-            </w:r>
+              <w:t>{</w:t>
+            </w:r>
+            <w:proofErr w:type="gramEnd"/>
             <w:r>
               <w:rPr>
                 <w:rFonts w:ascii="Calibri" w:eastAsia="Calibri" w:hAnsi="Calibri" w:cs="Calibri"/>
                 <w:color w:val="0D0D0D" w:themeColor="text1" w:themeTint="F2"/>
                 <w:lang w:val="en-IN"/>
               </w:rPr>
+              <w:t>{/</w:t>
+            </w:r>
+            <w:proofErr w:type="spellStart"/>
+            <w:r>
+              <w:rPr>
+                <w:rFonts w:ascii="Calibri" w:eastAsia="Calibri" w:hAnsi="Calibri" w:cs="Calibri"/>
+                <w:color w:val="0D0D0D" w:themeColor="text1" w:themeTint="F2"/>
+                <w:lang w:val="en-IN"/>
+              </w:rPr>
+              <w:t>FacilitiesDWTDetails</w:t>
+            </w:r>
+            <w:proofErr w:type="spellEnd"/>
+            <w:proofErr w:type="gramStart"/>
+            <w:r>
+              <w:rPr>
+                <w:rFonts w:ascii="Calibri" w:eastAsia="Calibri" w:hAnsi="Calibri" w:cs="Calibri"/>
+                <w:color w:val="0D0D0D" w:themeColor="text1" w:themeTint="F2"/>
+              </w:rPr>
+              <w:t>}}{</w:t>
+            </w:r>
+            <w:proofErr w:type="gramEnd"/>
+            <w:r>
+              <w:rPr>
+                <w:rFonts w:ascii="Calibri" w:eastAsia="Calibri" w:hAnsi="Calibri" w:cs="Calibri"/>
+                <w:color w:val="0D0D0D" w:themeColor="text1" w:themeTint="F2"/>
+              </w:rPr>
+              <w:t>{/</w:t>
+            </w:r>
+            <w:proofErr w:type="spellStart"/>
+            <w:r>
+              <w:rPr>
+                <w:rFonts w:ascii="Calibri" w:eastAsia="Calibri" w:hAnsi="Calibri" w:cs="Calibri"/>
+                <w:color w:val="0D0D0D" w:themeColor="text1" w:themeTint="F2"/>
+                <w:lang w:val="en-IN"/>
+              </w:rPr>
               <w:t>BLAccountDWSDetails</w:t>
             </w:r>
+            <w:proofErr w:type="spellEnd"/>
             <w:r>
               <w:rPr>
                 <w:rFonts w:ascii="Calibri" w:eastAsia="Calibri" w:hAnsi="Calibri" w:cs="Calibri"/>
@@ -2465,6 +2596,7 @@
               </w:rPr>
               <w:t>{{</w:t>
             </w:r>
+            <w:proofErr w:type="spellStart"/>
             <w:r>
               <w:rPr>
                 <w:rFonts w:ascii="Calibri" w:eastAsia="Calibri" w:hAnsi="Calibri" w:cs="Calibri"/>
@@ -2472,6 +2604,7 @@
               </w:rPr>
               <w:t>FacilityDWTNonPotableWaterSystem</w:t>
             </w:r>
+            <w:proofErr w:type="spellEnd"/>
             <w:r>
               <w:rPr>
                 <w:rFonts w:ascii="Calibri" w:eastAsia="Calibri" w:hAnsi="Calibri" w:cs="Calibri"/>
@@ -2495,12 +2628,30 @@
         </w:rPr>
         <w:t>{{#</w:t>
       </w:r>
+      <w:proofErr w:type="spellStart"/>
       <w:r>
         <w:rPr>
           <w:color w:val="0D0D0D" w:themeColor="text1" w:themeTint="F2"/>
           <w:lang w:val="en-IN"/>
         </w:rPr>
-        <w:t>BLAccountDWSDetails}}{{#FacilitiesDWTDetails</w:t>
+        <w:t>BLAccountDWSDetails</w:t>
+      </w:r>
+      <w:proofErr w:type="spellEnd"/>
+      <w:proofErr w:type="gramStart"/>
+      <w:r>
+        <w:rPr>
+          <w:color w:val="0D0D0D" w:themeColor="text1" w:themeTint="F2"/>
+          <w:lang w:val="en-IN"/>
+        </w:rPr>
+        <w:t>}}{</w:t>
+      </w:r>
+      <w:proofErr w:type="gramEnd"/>
+      <w:r>
+        <w:rPr>
+          <w:color w:val="0D0D0D" w:themeColor="text1" w:themeTint="F2"/>
+          <w:lang w:val="en-IN"/>
+        </w:rPr>
+        <w:t>{#FacilitiesDWTDetails</w:t>
       </w:r>
       <w:r>
         <w:rPr>
@@ -2729,7 +2880,6 @@
         <w:tc>
           <w:tcPr>
             <w:tcW w:w="1319" w:type="pct"/>
-            <w:shd w:val="clear" w:color="auto" w:fill="auto"/>
             <w:hideMark/>
           </w:tcPr>
           <w:p>
@@ -2814,7 +2964,6 @@
         <w:tc>
           <w:tcPr>
             <w:tcW w:w="1538" w:type="pct"/>
-            <w:shd w:val="clear" w:color="auto" w:fill="auto"/>
             <w:hideMark/>
           </w:tcPr>
           <w:p>
@@ -2851,7 +3000,6 @@
         <w:tc>
           <w:tcPr>
             <w:tcW w:w="1152" w:type="pct"/>
-            <w:shd w:val="clear" w:color="auto" w:fill="auto"/>
             <w:hideMark/>
           </w:tcPr>
           <w:p>
@@ -2912,7 +3060,6 @@
         <w:tc>
           <w:tcPr>
             <w:tcW w:w="991" w:type="pct"/>
-            <w:shd w:val="clear" w:color="auto" w:fill="auto"/>
             <w:hideMark/>
           </w:tcPr>
           <w:p>
@@ -3142,7 +3289,6 @@
         <w:tc>
           <w:tcPr>
             <w:tcW w:w="1319" w:type="pct"/>
-            <w:shd w:val="clear" w:color="auto" w:fill="auto"/>
             <w:hideMark/>
           </w:tcPr>
           <w:p>
@@ -3159,14 +3305,30 @@
                 <w:rFonts w:ascii="Calibri" w:eastAsia="Calibri" w:hAnsi="Calibri" w:cs="Calibri"/>
                 <w:color w:val="0D0D0D" w:themeColor="text1" w:themeTint="F2"/>
               </w:rPr>
-              <w:t>{{#AssetDetails}}</w:t>
-            </w:r>
-            <w:r>
-              <w:rPr>
-                <w:rFonts w:ascii="Calibri" w:eastAsia="Calibri" w:hAnsi="Calibri" w:cs="Calibri"/>
-                <w:color w:val="0D0D0D" w:themeColor="text1" w:themeTint="F2"/>
-              </w:rPr>
-              <w:t>{{</w:t>
+              <w:t>{{#AssetDetails</w:t>
+            </w:r>
+            <w:proofErr w:type="gramStart"/>
+            <w:r>
+              <w:rPr>
+                <w:rFonts w:ascii="Calibri" w:eastAsia="Calibri" w:hAnsi="Calibri" w:cs="Calibri"/>
+                <w:color w:val="0D0D0D" w:themeColor="text1" w:themeTint="F2"/>
+              </w:rPr>
+              <w:t>}}</w:t>
+            </w:r>
+            <w:r>
+              <w:rPr>
+                <w:rFonts w:ascii="Calibri" w:eastAsia="Calibri" w:hAnsi="Calibri" w:cs="Calibri"/>
+                <w:color w:val="0D0D0D" w:themeColor="text1" w:themeTint="F2"/>
+              </w:rPr>
+              <w:t>{</w:t>
+            </w:r>
+            <w:proofErr w:type="gramEnd"/>
+            <w:r>
+              <w:rPr>
+                <w:rFonts w:ascii="Calibri" w:eastAsia="Calibri" w:hAnsi="Calibri" w:cs="Calibri"/>
+                <w:color w:val="0D0D0D" w:themeColor="text1" w:themeTint="F2"/>
+              </w:rPr>
+              <w:t>{</w:t>
             </w:r>
             <w:r>
               <w:rPr>
@@ -3199,6 +3361,7 @@
               </w:rPr>
               <w:t>{{</w:t>
             </w:r>
+            <w:proofErr w:type="spellStart"/>
             <w:r>
               <w:rPr>
                 <w:rFonts w:ascii="Calibri" w:eastAsia="Calibri" w:hAnsi="Calibri" w:cs="Calibri"/>
@@ -3206,6 +3369,7 @@
               </w:rPr>
               <w:t>TreatmentMethodType</w:t>
             </w:r>
+            <w:proofErr w:type="spellEnd"/>
             <w:r>
               <w:rPr>
                 <w:rFonts w:ascii="Calibri" w:eastAsia="Calibri" w:hAnsi="Calibri" w:cs="Calibri"/>
@@ -3228,7 +3392,15 @@
                 <w:rFonts w:ascii="Calibri" w:eastAsia="Calibri" w:hAnsi="Calibri" w:cs="Calibri"/>
                 <w:color w:val="0D0D0D" w:themeColor="text1" w:themeTint="F2"/>
               </w:rPr>
-              <w:t>{{OtherTreatmentMe</w:t>
+              <w:t>{{</w:t>
+            </w:r>
+            <w:proofErr w:type="spellStart"/>
+            <w:r>
+              <w:rPr>
+                <w:rFonts w:ascii="Calibri" w:eastAsia="Calibri" w:hAnsi="Calibri" w:cs="Calibri"/>
+                <w:color w:val="0D0D0D" w:themeColor="text1" w:themeTint="F2"/>
+              </w:rPr>
+              <w:t>OtherTreatmentMe</w:t>
             </w:r>
             <w:r>
               <w:rPr>
@@ -3242,7 +3414,15 @@
                 <w:rFonts w:ascii="Calibri" w:eastAsia="Calibri" w:hAnsi="Calibri" w:cs="Calibri"/>
                 <w:color w:val="0D0D0D" w:themeColor="text1" w:themeTint="F2"/>
               </w:rPr>
-              <w:t>hod}}</w:t>
+              <w:t>hod</w:t>
+            </w:r>
+            <w:proofErr w:type="spellEnd"/>
+            <w:r>
+              <w:rPr>
+                <w:rFonts w:ascii="Calibri" w:eastAsia="Calibri" w:hAnsi="Calibri" w:cs="Calibri"/>
+                <w:color w:val="0D0D0D" w:themeColor="text1" w:themeTint="F2"/>
+              </w:rPr>
+              <w:t>}}</w:t>
             </w:r>
           </w:p>
           <w:p>
@@ -3269,7 +3449,6 @@
         <w:tc>
           <w:tcPr>
             <w:tcW w:w="1538" w:type="pct"/>
-            <w:shd w:val="clear" w:color="auto" w:fill="auto"/>
             <w:hideMark/>
           </w:tcPr>
           <w:p>
@@ -3287,6 +3466,7 @@
               </w:rPr>
               <w:t>{{</w:t>
             </w:r>
+            <w:proofErr w:type="spellStart"/>
             <w:r>
               <w:rPr>
                 <w:rFonts w:ascii="Calibri" w:eastAsia="Calibri" w:hAnsi="Calibri" w:cs="Calibri"/>
@@ -3294,6 +3474,7 @@
               </w:rPr>
               <w:t>CryptosporidiumCredits</w:t>
             </w:r>
+            <w:proofErr w:type="spellEnd"/>
             <w:r>
               <w:rPr>
                 <w:rFonts w:ascii="Calibri" w:eastAsia="Calibri" w:hAnsi="Calibri" w:cs="Calibri"/>
@@ -3306,7 +3487,6 @@
         <w:tc>
           <w:tcPr>
             <w:tcW w:w="1152" w:type="pct"/>
-            <w:shd w:val="clear" w:color="auto" w:fill="auto"/>
             <w:hideMark/>
           </w:tcPr>
           <w:p>
@@ -3324,6 +3504,7 @@
               </w:rPr>
               <w:t>{{</w:t>
             </w:r>
+            <w:proofErr w:type="spellStart"/>
             <w:r>
               <w:rPr>
                 <w:rFonts w:ascii="Calibri" w:eastAsia="Calibri" w:hAnsi="Calibri" w:cs="Calibri"/>
@@ -3331,6 +3512,7 @@
               </w:rPr>
               <w:t>GiardiaCredits</w:t>
             </w:r>
+            <w:proofErr w:type="spellEnd"/>
             <w:r>
               <w:rPr>
                 <w:rFonts w:ascii="Calibri" w:eastAsia="Calibri" w:hAnsi="Calibri" w:cs="Calibri"/>
@@ -3353,7 +3535,6 @@
         <w:tc>
           <w:tcPr>
             <w:tcW w:w="991" w:type="pct"/>
-            <w:shd w:val="clear" w:color="auto" w:fill="auto"/>
             <w:hideMark/>
           </w:tcPr>
           <w:p>
@@ -3371,6 +3552,7 @@
               </w:rPr>
               <w:t>{{</w:t>
             </w:r>
+            <w:proofErr w:type="spellStart"/>
             <w:r>
               <w:rPr>
                 <w:rFonts w:ascii="Calibri" w:eastAsia="Calibri" w:hAnsi="Calibri" w:cs="Calibri"/>
@@ -3378,6 +3560,7 @@
               </w:rPr>
               <w:t>VirusCredits</w:t>
             </w:r>
+            <w:proofErr w:type="spellEnd"/>
             <w:r>
               <w:rPr>
                 <w:rFonts w:ascii="Calibri" w:eastAsia="Calibri" w:hAnsi="Calibri" w:cs="Calibri"/>
@@ -3400,7 +3583,23 @@
                 <w:rFonts w:ascii="Calibri" w:eastAsia="Calibri" w:hAnsi="Calibri" w:cs="Calibri"/>
                 <w:color w:val="0D0D0D" w:themeColor="text1" w:themeTint="F2"/>
               </w:rPr>
-              <w:t>{{/AssetDetails}}</w:t>
+              <w:t>{{/</w:t>
+            </w:r>
+            <w:proofErr w:type="spellStart"/>
+            <w:r>
+              <w:rPr>
+                <w:rFonts w:ascii="Calibri" w:eastAsia="Calibri" w:hAnsi="Calibri" w:cs="Calibri"/>
+                <w:color w:val="0D0D0D" w:themeColor="text1" w:themeTint="F2"/>
+              </w:rPr>
+              <w:t>AssetDetails</w:t>
+            </w:r>
+            <w:proofErr w:type="spellEnd"/>
+            <w:r>
+              <w:rPr>
+                <w:rFonts w:ascii="Calibri" w:eastAsia="Calibri" w:hAnsi="Calibri" w:cs="Calibri"/>
+                <w:color w:val="0D0D0D" w:themeColor="text1" w:themeTint="F2"/>
+              </w:rPr>
+              <w:t>}}</w:t>
             </w:r>
           </w:p>
           <w:p>
@@ -3433,15 +3632,35 @@
           <w:color w:val="0D0D0D" w:themeColor="text1" w:themeTint="F2"/>
           <w:lang w:val="en-IN"/>
         </w:rPr>
-        <w:t>{{/FacilitiesDWTDetails</w:t>
+        <w:t>{{/</w:t>
       </w:r>
+      <w:proofErr w:type="spellStart"/>
       <w:r>
         <w:rPr>
           <w:rFonts w:ascii="Calibri" w:hAnsi="Calibri" w:cs="Calibri"/>
           <w:color w:val="0D0D0D" w:themeColor="text1" w:themeTint="F2"/>
-        </w:rPr>
-        <w:t>}}{{/</w:t>
+          <w:lang w:val="en-IN"/>
+        </w:rPr>
+        <w:t>FacilitiesDWTDetails</w:t>
       </w:r>
+      <w:proofErr w:type="spellEnd"/>
+      <w:proofErr w:type="gramStart"/>
+      <w:r>
+        <w:rPr>
+          <w:rFonts w:ascii="Calibri" w:hAnsi="Calibri" w:cs="Calibri"/>
+          <w:color w:val="0D0D0D" w:themeColor="text1" w:themeTint="F2"/>
+        </w:rPr>
+        <w:t>}}{</w:t>
+      </w:r>
+      <w:proofErr w:type="gramEnd"/>
+      <w:r>
+        <w:rPr>
+          <w:rFonts w:ascii="Calibri" w:hAnsi="Calibri" w:cs="Calibri"/>
+          <w:color w:val="0D0D0D" w:themeColor="text1" w:themeTint="F2"/>
+        </w:rPr>
+        <w:t>{/</w:t>
+      </w:r>
+      <w:proofErr w:type="spellStart"/>
       <w:r>
         <w:rPr>
           <w:rFonts w:ascii="Calibri" w:hAnsi="Calibri" w:cs="Calibri"/>
@@ -3450,6 +3669,7 @@
         </w:rPr>
         <w:t>BLAccountDWSDetails</w:t>
       </w:r>
+      <w:proofErr w:type="spellEnd"/>
       <w:r>
         <w:rPr>
           <w:rFonts w:ascii="Calibri" w:hAnsi="Calibri" w:cs="Calibri"/>
@@ -3611,6 +3831,7 @@
               </w:rPr>
               <w:t>{{#</w:t>
             </w:r>
+            <w:proofErr w:type="spellStart"/>
             <w:r>
               <w:rPr>
                 <w:rFonts w:ascii="Calibri" w:eastAsia="Calibri" w:hAnsi="Calibri" w:cs="Calibri"/>
@@ -3619,20 +3840,31 @@
               </w:rPr>
               <w:t>BLAccountDWSDetails</w:t>
             </w:r>
+            <w:proofErr w:type="spellEnd"/>
+            <w:proofErr w:type="gramStart"/>
             <w:r>
               <w:rPr>
                 <w:rFonts w:ascii="Calibri" w:eastAsia="Calibri" w:hAnsi="Calibri" w:cs="Calibri"/>
                 <w:color w:val="0D0D0D" w:themeColor="text1" w:themeTint="F2"/>
                 <w:lang w:val="en-IN"/>
               </w:rPr>
-              <w:t>}}{{#</w:t>
-            </w:r>
+              <w:t>}}{</w:t>
+            </w:r>
+            <w:proofErr w:type="gramEnd"/>
             <w:r>
               <w:rPr>
                 <w:rFonts w:ascii="Calibri" w:eastAsia="Calibri" w:hAnsi="Calibri" w:cs="Calibri"/>
                 <w:color w:val="0D0D0D" w:themeColor="text1" w:themeTint="F2"/>
                 <w:lang w:val="en-IN"/>
               </w:rPr>
+              <w:t>{#</w:t>
+            </w:r>
+            <w:r>
+              <w:rPr>
+                <w:rFonts w:ascii="Calibri" w:eastAsia="Calibri" w:hAnsi="Calibri" w:cs="Calibri"/>
+                <w:color w:val="0D0D0D" w:themeColor="text1" w:themeTint="F2"/>
+                <w:lang w:val="en-IN"/>
+              </w:rPr>
               <w:t>FacilitiesDW</w:t>
             </w:r>
             <w:r>
@@ -3651,6 +3883,7 @@
               </w:rPr>
               <w:t>Details</w:t>
             </w:r>
+            <w:proofErr w:type="gramStart"/>
             <w:r>
               <w:rPr>
                 <w:rFonts w:ascii="Calibri" w:eastAsia="Calibri" w:hAnsi="Calibri" w:cs="Calibri"/>
@@ -3663,7 +3896,15 @@
                 <w:rFonts w:ascii="Calibri" w:eastAsia="Calibri" w:hAnsi="Calibri" w:cs="Calibri"/>
                 <w:color w:val="0D0D0D" w:themeColor="text1" w:themeTint="F2"/>
               </w:rPr>
-              <w:t>{{Facilit</w:t>
+              <w:t>{</w:t>
+            </w:r>
+            <w:proofErr w:type="gramEnd"/>
+            <w:r>
+              <w:rPr>
+                <w:rFonts w:ascii="Calibri" w:eastAsia="Calibri" w:hAnsi="Calibri" w:cs="Calibri"/>
+                <w:color w:val="0D0D0D" w:themeColor="text1" w:themeTint="F2"/>
+              </w:rPr>
+              <w:t>{Facilit</w:t>
             </w:r>
             <w:r>
               <w:rPr>
@@ -3736,7 +3977,15 @@
                 <w:rFonts w:ascii="Calibri" w:eastAsia="Calibri" w:hAnsi="Calibri" w:cs="Calibri"/>
                 <w:color w:val="0D0D0D" w:themeColor="text1" w:themeTint="F2"/>
               </w:rPr>
-              <w:t>CatL1DWSStorageFacilityVolume}}</w:t>
+              <w:t>CatL1DWSStorageFacilityVolume</w:t>
+            </w:r>
+            <w:proofErr w:type="gramStart"/>
+            <w:r>
+              <w:rPr>
+                <w:rFonts w:ascii="Calibri" w:eastAsia="Calibri" w:hAnsi="Calibri" w:cs="Calibri"/>
+                <w:color w:val="0D0D0D" w:themeColor="text1" w:themeTint="F2"/>
+              </w:rPr>
+              <w:t>}}</w:t>
             </w:r>
             <w:r>
               <w:rPr>
@@ -3744,16 +3993,26 @@
                 <w:color w:val="0D0D0D" w:themeColor="text1" w:themeTint="F2"/>
                 <w:lang w:val="en-IN"/>
               </w:rPr>
-              <w:t>{{</w:t>
-            </w:r>
+              <w:t>{</w:t>
+            </w:r>
+            <w:proofErr w:type="gramEnd"/>
             <w:r>
               <w:rPr>
                 <w:rFonts w:ascii="Calibri" w:eastAsia="Calibri" w:hAnsi="Calibri" w:cs="Calibri"/>
                 <w:color w:val="0D0D0D" w:themeColor="text1" w:themeTint="F2"/>
                 <w:lang w:val="en-IN"/>
               </w:rPr>
+              <w:t>{</w:t>
+            </w:r>
+            <w:r>
+              <w:rPr>
+                <w:rFonts w:ascii="Calibri" w:eastAsia="Calibri" w:hAnsi="Calibri" w:cs="Calibri"/>
+                <w:color w:val="0D0D0D" w:themeColor="text1" w:themeTint="F2"/>
+                <w:lang w:val="en-IN"/>
+              </w:rPr>
               <w:t>/</w:t>
             </w:r>
+            <w:proofErr w:type="spellStart"/>
             <w:r>
               <w:rPr>
                 <w:rFonts w:ascii="Calibri" w:eastAsia="Calibri" w:hAnsi="Calibri" w:cs="Calibri"/>
@@ -3762,6 +4021,8 @@
               </w:rPr>
               <w:t>FacilitiesDWSDetails</w:t>
             </w:r>
+            <w:proofErr w:type="spellEnd"/>
+            <w:proofErr w:type="gramStart"/>
             <w:r>
               <w:rPr>
                 <w:rFonts w:ascii="Calibri" w:eastAsia="Calibri" w:hAnsi="Calibri" w:cs="Calibri"/>
@@ -3774,7 +4035,15 @@
                 <w:rFonts w:ascii="Calibri" w:eastAsia="Calibri" w:hAnsi="Calibri" w:cs="Calibri"/>
                 <w:color w:val="0D0D0D" w:themeColor="text1" w:themeTint="F2"/>
               </w:rPr>
-              <w:t>{{</w:t>
+              <w:t>{</w:t>
+            </w:r>
+            <w:proofErr w:type="gramEnd"/>
+            <w:r>
+              <w:rPr>
+                <w:rFonts w:ascii="Calibri" w:eastAsia="Calibri" w:hAnsi="Calibri" w:cs="Calibri"/>
+                <w:color w:val="0D0D0D" w:themeColor="text1" w:themeTint="F2"/>
+              </w:rPr>
+              <w:t>{</w:t>
             </w:r>
             <w:r>
               <w:rPr>
@@ -3783,6 +4052,7 @@
               </w:rPr>
               <w:t>/</w:t>
             </w:r>
+            <w:proofErr w:type="spellStart"/>
             <w:r>
               <w:rPr>
                 <w:rFonts w:ascii="Calibri" w:eastAsia="Calibri" w:hAnsi="Calibri" w:cs="Calibri"/>
@@ -3791,6 +4061,7 @@
               </w:rPr>
               <w:t>BLAccountDWSDetails</w:t>
             </w:r>
+            <w:proofErr w:type="spellEnd"/>
             <w:r>
               <w:rPr>
                 <w:rFonts w:ascii="Calibri" w:eastAsia="Calibri" w:hAnsi="Calibri" w:cs="Calibri"/>
@@ -3889,13 +4160,23 @@
         </w:rPr>
         <w:t>{{#</w:t>
       </w:r>
+      <w:proofErr w:type="spellStart"/>
       <w:r>
         <w:rPr>
           <w:rFonts w:ascii="Calibri" w:hAnsi="Calibri" w:cs="Calibri"/>
           <w:color w:val="0D0D0D" w:themeColor="text1" w:themeTint="F2"/>
           <w:lang w:val="en-IN"/>
         </w:rPr>
-        <w:t>BLAccountDWSDetails}}</w:t>
+        <w:t>BLAccountDWSDetails</w:t>
+      </w:r>
+      <w:proofErr w:type="spellEnd"/>
+      <w:r>
+        <w:rPr>
+          <w:rFonts w:ascii="Calibri" w:hAnsi="Calibri" w:cs="Calibri"/>
+          <w:color w:val="0D0D0D" w:themeColor="text1" w:themeTint="F2"/>
+          <w:lang w:val="en-IN"/>
+        </w:rPr>
+        <w:t>}}</w:t>
       </w:r>
       <w:r>
         <w:rPr>
@@ -4181,6 +4462,7 @@
               </w:rPr>
               <w:t>{{</w:t>
             </w:r>
+            <w:proofErr w:type="spellStart"/>
             <w:r>
               <w:rPr>
                 <w:rFonts w:ascii="Calibri" w:eastAsia="Calibri" w:hAnsi="Calibri" w:cs="Calibri"/>
@@ -4188,6 +4470,7 @@
               </w:rPr>
               <w:t>EOCPFacilityNumber</w:t>
             </w:r>
+            <w:proofErr w:type="spellEnd"/>
             <w:r>
               <w:rPr>
                 <w:rFonts w:ascii="Calibri" w:eastAsia="Calibri" w:hAnsi="Calibri" w:cs="Calibri"/>
@@ -4221,7 +4504,23 @@
                 <w:rFonts w:ascii="Calibri" w:hAnsi="Calibri" w:cs="Calibri"/>
                 <w:color w:val="0D0D0D" w:themeColor="text1" w:themeTint="F2"/>
               </w:rPr>
-              <w:t>{{FacilityClassificationLevel}}</w:t>
+              <w:t>{{</w:t>
+            </w:r>
+            <w:proofErr w:type="spellStart"/>
+            <w:r>
+              <w:rPr>
+                <w:rFonts w:ascii="Calibri" w:hAnsi="Calibri" w:cs="Calibri"/>
+                <w:color w:val="0D0D0D" w:themeColor="text1" w:themeTint="F2"/>
+              </w:rPr>
+              <w:t>FacilityClassificationLevel</w:t>
+            </w:r>
+            <w:proofErr w:type="spellEnd"/>
+            <w:r>
+              <w:rPr>
+                <w:rFonts w:ascii="Calibri" w:hAnsi="Calibri" w:cs="Calibri"/>
+                <w:color w:val="0D0D0D" w:themeColor="text1" w:themeTint="F2"/>
+              </w:rPr>
+              <w:t>}}</w:t>
             </w:r>
           </w:p>
         </w:tc>
@@ -4355,6 +4654,7 @@
         </w:rPr>
         <w:t>{{/</w:t>
       </w:r>
+      <w:proofErr w:type="spellStart"/>
       <w:r>
         <w:rPr>
           <w:rFonts w:ascii="Calibri" w:hAnsi="Calibri" w:cs="Calibri"/>
@@ -4363,6 +4663,7 @@
         </w:rPr>
         <w:t>FacilitiesDWDDetails</w:t>
       </w:r>
+      <w:proofErr w:type="spellEnd"/>
       <w:r>
         <w:rPr>
           <w:rFonts w:ascii="Calibri" w:hAnsi="Calibri" w:cs="Calibri"/>
@@ -4384,6 +4685,7 @@
         </w:rPr>
         <w:t>{{/</w:t>
       </w:r>
+      <w:proofErr w:type="spellStart"/>
       <w:r>
         <w:rPr>
           <w:rFonts w:ascii="Calibri" w:hAnsi="Calibri" w:cs="Calibri"/>
@@ -4392,6 +4694,7 @@
         </w:rPr>
         <w:t>BLAccountDWSDetails</w:t>
       </w:r>
+      <w:proofErr w:type="spellEnd"/>
       <w:r>
         <w:rPr>
           <w:rFonts w:ascii="Calibri" w:hAnsi="Calibri" w:cs="Calibri"/>
@@ -4468,6 +4771,7 @@
         </w:rPr>
         <w:t>#</w:t>
       </w:r>
+      <w:proofErr w:type="spellStart"/>
       <w:r>
         <w:rPr>
           <w:rFonts w:ascii="Calibri" w:hAnsi="Calibri" w:cs="Calibri"/>
@@ -4476,12 +4780,22 @@
         </w:rPr>
         <w:t>BusinessLicense</w:t>
       </w:r>
+      <w:proofErr w:type="spellEnd"/>
+      <w:proofErr w:type="gramStart"/>
       <w:r>
         <w:rPr>
           <w:rFonts w:ascii="Calibri" w:hAnsi="Calibri" w:cs="Calibri"/>
           <w:color w:val="0D0D0D" w:themeColor="text1" w:themeTint="F2"/>
         </w:rPr>
-        <w:t>}}{{</w:t>
+        <w:t>}}{</w:t>
+      </w:r>
+      <w:proofErr w:type="gramEnd"/>
+      <w:r>
+        <w:rPr>
+          <w:rFonts w:ascii="Calibri" w:hAnsi="Calibri" w:cs="Calibri"/>
+          <w:color w:val="0D0D0D" w:themeColor="text1" w:themeTint="F2"/>
+        </w:rPr>
+        <w:t>{</w:t>
       </w:r>
       <w:r>
         <w:rPr>
@@ -4498,6 +4812,7 @@
         </w:rPr>
         <w:t>Conditions</w:t>
       </w:r>
+      <w:proofErr w:type="gramStart"/>
       <w:r>
         <w:rPr>
           <w:rFonts w:ascii="Calibri" w:hAnsi="Calibri" w:cs="Calibri"/>
@@ -4510,23 +4825,17 @@
           <w:rFonts w:ascii="Calibri" w:hAnsi="Calibri" w:cs="Calibri"/>
           <w:color w:val="0D0D0D" w:themeColor="text1" w:themeTint="F2"/>
         </w:rPr>
-        <w:t>{{Description}}</w:t>
+        <w:t>{</w:t>
       </w:r>
+      <w:proofErr w:type="gramEnd"/>
       <w:r>
         <w:rPr>
           <w:rFonts w:ascii="Calibri" w:hAnsi="Calibri" w:cs="Calibri"/>
           <w:color w:val="0D0D0D" w:themeColor="text1" w:themeTint="F2"/>
         </w:rPr>
-        <w:t>{{/</w:t>
+        <w:t>{Description</w:t>
       </w:r>
-      <w:r>
-        <w:rPr>
-          <w:rFonts w:ascii="Calibri" w:hAnsi="Calibri" w:cs="Calibri"/>
-          <w:color w:val="0D0D0D" w:themeColor="text1" w:themeTint="F2"/>
-          <w:lang w:val="en-IN"/>
-        </w:rPr>
-        <w:t>Conditions</w:t>
-      </w:r>
+      <w:proofErr w:type="gramStart"/>
       <w:r>
         <w:rPr>
           <w:rFonts w:ascii="Calibri" w:hAnsi="Calibri" w:cs="Calibri"/>
@@ -4539,7 +4848,15 @@
           <w:rFonts w:ascii="Calibri" w:hAnsi="Calibri" w:cs="Calibri"/>
           <w:color w:val="0D0D0D" w:themeColor="text1" w:themeTint="F2"/>
         </w:rPr>
-        <w:t>{{/</w:t>
+        <w:t>{</w:t>
+      </w:r>
+      <w:proofErr w:type="gramEnd"/>
+      <w:r>
+        <w:rPr>
+          <w:rFonts w:ascii="Calibri" w:hAnsi="Calibri" w:cs="Calibri"/>
+          <w:color w:val="0D0D0D" w:themeColor="text1" w:themeTint="F2"/>
+        </w:rPr>
+        <w:t>{/</w:t>
       </w:r>
       <w:r>
         <w:rPr>
@@ -4547,8 +4864,41 @@
           <w:color w:val="0D0D0D" w:themeColor="text1" w:themeTint="F2"/>
           <w:lang w:val="en-IN"/>
         </w:rPr>
+        <w:t>Conditions</w:t>
+      </w:r>
+      <w:proofErr w:type="gramStart"/>
+      <w:r>
+        <w:rPr>
+          <w:rFonts w:ascii="Calibri" w:hAnsi="Calibri" w:cs="Calibri"/>
+          <w:color w:val="0D0D0D" w:themeColor="text1" w:themeTint="F2"/>
+        </w:rPr>
+        <w:t>}}</w:t>
+      </w:r>
+      <w:r>
+        <w:rPr>
+          <w:rFonts w:ascii="Calibri" w:hAnsi="Calibri" w:cs="Calibri"/>
+          <w:color w:val="0D0D0D" w:themeColor="text1" w:themeTint="F2"/>
+        </w:rPr>
+        <w:t>{</w:t>
+      </w:r>
+      <w:proofErr w:type="gramEnd"/>
+      <w:r>
+        <w:rPr>
+          <w:rFonts w:ascii="Calibri" w:hAnsi="Calibri" w:cs="Calibri"/>
+          <w:color w:val="0D0D0D" w:themeColor="text1" w:themeTint="F2"/>
+        </w:rPr>
+        <w:t>{/</w:t>
+      </w:r>
+      <w:proofErr w:type="spellStart"/>
+      <w:r>
+        <w:rPr>
+          <w:rFonts w:ascii="Calibri" w:hAnsi="Calibri" w:cs="Calibri"/>
+          <w:color w:val="0D0D0D" w:themeColor="text1" w:themeTint="F2"/>
+          <w:lang w:val="en-IN"/>
+        </w:rPr>
         <w:t>BusinessLicense</w:t>
       </w:r>
+      <w:proofErr w:type="spellEnd"/>
       <w:r>
         <w:rPr>
           <w:rFonts w:ascii="Calibri" w:hAnsi="Calibri" w:cs="Calibri"/>
@@ -4607,8 +4957,9 @@
           <w:bCs/>
           <w:color w:val="0D0D0D" w:themeColor="text1" w:themeTint="F2"/>
         </w:rPr>
-        <w:t>{BL</w:t>
+        <w:t>{</w:t>
       </w:r>
+      <w:proofErr w:type="spellStart"/>
       <w:r>
         <w:rPr>
           <w:rFonts w:ascii="Calibri" w:hAnsi="Calibri" w:cs="Calibri"/>
@@ -4616,6 +4967,15 @@
           <w:bCs/>
           <w:color w:val="0D0D0D" w:themeColor="text1" w:themeTint="F2"/>
         </w:rPr>
+        <w:t>BL</w:t>
+      </w:r>
+      <w:r>
+        <w:rPr>
+          <w:rFonts w:ascii="Calibri" w:hAnsi="Calibri" w:cs="Calibri"/>
+          <w:b/>
+          <w:bCs/>
+          <w:color w:val="0D0D0D" w:themeColor="text1" w:themeTint="F2"/>
+        </w:rPr>
         <w:t>Account</w:t>
       </w:r>
       <w:r>
@@ -4636,6 +4996,7 @@
         </w:rPr>
         <w:t>City</w:t>
       </w:r>
+      <w:proofErr w:type="spellEnd"/>
       <w:r>
         <w:rPr>
           <w:rFonts w:ascii="Calibri" w:eastAsia="Calibri" w:hAnsi="Calibri" w:cs="Calibri"/>
@@ -4798,6 +5159,7 @@
               </w:rPr>
               <w:t>{{</w:t>
             </w:r>
+            <w:proofErr w:type="spellStart"/>
             <w:r>
               <w:rPr>
                 <w:rFonts w:ascii="Calibri" w:eastAsia="Calibri" w:hAnsi="Calibri" w:cs="Calibri"/>
@@ -4819,6 +5181,7 @@
               </w:rPr>
               <w:t>dentifier</w:t>
             </w:r>
+            <w:proofErr w:type="spellEnd"/>
             <w:r>
               <w:rPr>
                 <w:rFonts w:ascii="Calibri" w:eastAsia="Calibri" w:hAnsi="Calibri" w:cs="Calibri"/>
@@ -4893,6 +5256,7 @@
               </w:rPr>
               <w:t>{{</w:t>
             </w:r>
+            <w:proofErr w:type="spellStart"/>
             <w:r>
               <w:rPr>
                 <w:rFonts w:ascii="Calibri" w:eastAsia="Calibri" w:hAnsi="Calibri" w:cs="Calibri"/>
@@ -4900,6 +5264,7 @@
               </w:rPr>
               <w:t>BLPeriodStart</w:t>
             </w:r>
+            <w:proofErr w:type="spellEnd"/>
             <w:r>
               <w:rPr>
                 <w:rFonts w:ascii="Calibri" w:eastAsia="Calibri" w:hAnsi="Calibri" w:cs="Calibri"/>
@@ -5048,13 +5413,15 @@
               </w:rPr>
               <w:t>{{</w:t>
             </w:r>
-            <w:r>
-              <w:rPr>
-                <w:rFonts w:ascii="Calibri" w:eastAsia="Calibri" w:hAnsi="Calibri" w:cs="Calibri"/>
-                <w:color w:val="0D0D0D" w:themeColor="text1" w:themeTint="F2"/>
-              </w:rPr>
-              <w:t>BLAccountFacilityHAName</w:t>
-            </w:r>
+            <w:proofErr w:type="spellStart"/>
+            <w:r>
+              <w:rPr>
+                <w:rFonts w:ascii="Calibri" w:eastAsia="Calibri" w:hAnsi="Calibri" w:cs="Calibri"/>
+                <w:color w:val="0D0D0D" w:themeColor="text1" w:themeTint="F2"/>
+              </w:rPr>
+              <w:t>BLAccountHealthAuthority</w:t>
+            </w:r>
+            <w:proofErr w:type="spellEnd"/>
             <w:r>
               <w:rPr>
                 <w:rFonts w:ascii="Calibri" w:eastAsia="Calibri" w:hAnsi="Calibri" w:cs="Calibri"/>
@@ -5075,16 +5442,6 @@
         </w:tc>
       </w:tr>
     </w:tbl>
-    <w:p>
-      <w:pPr>
-        <w:rPr>
-          <w:rFonts w:ascii="Calibri" w:hAnsi="Calibri" w:cs="Calibri"/>
-          <w:color w:val="0D0D0D" w:themeColor="text1" w:themeTint="F2"/>
-          <w:sz w:val="20"/>
-          <w:szCs w:val="20"/>
-        </w:rPr>
-      </w:pPr>
-    </w:p>
     <w:p>
       <w:pPr>
         <w:rPr>
@@ -7912,7 +8269,6 @@
   <w:style w:type="character" w:default="1" w:styleId="DefaultParagraphFont">
     <w:name w:val="Default Paragraph Font"/>
     <w:uiPriority w:val="1"/>
-    <w:semiHidden/>
     <w:unhideWhenUsed/>
   </w:style>
   <w:style w:type="table" w:default="1" w:styleId="TableNormal">
@@ -8708,6 +9064,30 @@
 </file>
 
 <file path=customXml/item1.xml><?xml version="1.0" encoding="utf-8"?>
+<?mso-contentType ?>
+<FormTemplates xmlns="http://schemas.microsoft.com/sharepoint/v3/contenttype/forms">
+  <Display>DocumentLibraryForm</Display>
+  <Edit>DocumentLibraryForm</Edit>
+  <New>DocumentLibraryForm</New>
+</FormTemplates>
+</file>
+
+<file path=customXml/item2.xml><?xml version="1.0" encoding="utf-8"?>
+<p:properties xmlns:p="http://schemas.microsoft.com/office/2006/metadata/properties" xmlns:xsi="http://www.w3.org/2001/XMLSchema-instance" xmlns:pc="http://schemas.microsoft.com/office/infopath/2007/PartnerControls">
+  <documentManagement>
+    <TaxCatchAll xmlns="8350b7c0-334b-4e19-bfc1-744f6a979eee" xsi:nil="true"/>
+    <lcf76f155ced4ddcb4097134ff3c332f xmlns="94d5cf59-5162-48bc-aa9b-620df72947f5">
+      <Terms xmlns="http://schemas.microsoft.com/office/infopath/2007/PartnerControls"/>
+    </lcf76f155ced4ddcb4097134ff3c332f>
+  </documentManagement>
+</p:properties>
+</file>
+
+<file path=customXml/item3.xml><?xml version="1.0" encoding="utf-8"?>
+<b:Sources xmlns:b="http://schemas.openxmlformats.org/officeDocument/2006/bibliography" xmlns="http://schemas.openxmlformats.org/officeDocument/2006/bibliography" SelectedStyle="\APASixthEditionOfficeOnline.xsl" StyleName="APA" Version="6"/>
+</file>
+
+<file path=customXml/item4.xml><?xml version="1.0" encoding="utf-8"?>
 <ct:contentTypeSchema xmlns:ct="http://schemas.microsoft.com/office/2006/metadata/contentType" xmlns:ma="http://schemas.microsoft.com/office/2006/metadata/properties/metaAttributes" ct:_="" ma:_="" ma:contentTypeName="Document" ma:contentTypeID="0x01010015F16144C0593A4A82C8AE0B67DB460F" ma:contentTypeVersion="11" ma:contentTypeDescription="Create a new document." ma:contentTypeScope="" ma:versionID="4c1194c043985d9d73fd9fd33c34a361">
   <xsd:schema xmlns:xsd="http://www.w3.org/2001/XMLSchema" xmlns:xs="http://www.w3.org/2001/XMLSchema" xmlns:p="http://schemas.microsoft.com/office/2006/metadata/properties" xmlns:ns2="94d5cf59-5162-48bc-aa9b-620df72947f5" xmlns:ns3="8350b7c0-334b-4e19-bfc1-744f6a979eee" targetNamespace="http://schemas.microsoft.com/office/2006/metadata/properties" ma:root="true" ma:fieldsID="526f33de6d62635a9e37b477f3e93c98" ns2:_="" ns3:_="">
     <xsd:import namespace="94d5cf59-5162-48bc-aa9b-620df72947f5"/>
@@ -8902,31 +9282,34 @@
 </ct:contentTypeSchema>
 </file>
 
-<file path=customXml/item2.xml><?xml version="1.0" encoding="utf-8"?>
-<?mso-contentType ?>
-<FormTemplates xmlns="http://schemas.microsoft.com/sharepoint/v3/contenttype/forms">
-  <Display>DocumentLibraryForm</Display>
-  <Edit>DocumentLibraryForm</Edit>
-  <New>DocumentLibraryForm</New>
-</FormTemplates>
+<file path=customXml/itemProps1.xml><?xml version="1.0" encoding="utf-8"?>
+<ds:datastoreItem xmlns:ds="http://schemas.openxmlformats.org/officeDocument/2006/customXml" ds:itemID="{EBC42ABD-C067-4102-BEC1-787B36D5DB6C}">
+  <ds:schemaRefs>
+    <ds:schemaRef ds:uri="http://schemas.microsoft.com/sharepoint/v3/contenttype/forms"/>
+  </ds:schemaRefs>
+</ds:datastoreItem>
 </file>
 
-<file path=customXml/item3.xml><?xml version="1.0" encoding="utf-8"?>
-<p:properties xmlns:p="http://schemas.microsoft.com/office/2006/metadata/properties" xmlns:xsi="http://www.w3.org/2001/XMLSchema-instance" xmlns:pc="http://schemas.microsoft.com/office/infopath/2007/PartnerControls">
-  <documentManagement>
-    <TaxCatchAll xmlns="8350b7c0-334b-4e19-bfc1-744f6a979eee" xsi:nil="true"/>
-    <lcf76f155ced4ddcb4097134ff3c332f xmlns="94d5cf59-5162-48bc-aa9b-620df72947f5">
-      <Terms xmlns="http://schemas.microsoft.com/office/infopath/2007/PartnerControls"/>
-    </lcf76f155ced4ddcb4097134ff3c332f>
-  </documentManagement>
-</p:properties>
+<file path=customXml/itemProps2.xml><?xml version="1.0" encoding="utf-8"?>
+<ds:datastoreItem xmlns:ds="http://schemas.openxmlformats.org/officeDocument/2006/customXml" ds:itemID="{025C8078-51DC-4841-BA80-19788F4265C1}">
+  <ds:schemaRefs>
+    <ds:schemaRef ds:uri="http://schemas.microsoft.com/office/2006/metadata/properties"/>
+    <ds:schemaRef ds:uri="http://schemas.microsoft.com/office/infopath/2007/PartnerControls"/>
+    <ds:schemaRef ds:uri="8350b7c0-334b-4e19-bfc1-744f6a979eee"/>
+    <ds:schemaRef ds:uri="94d5cf59-5162-48bc-aa9b-620df72947f5"/>
+  </ds:schemaRefs>
+</ds:datastoreItem>
 </file>
 
-<file path=customXml/item4.xml><?xml version="1.0" encoding="utf-8"?>
-<b:Sources xmlns:b="http://schemas.openxmlformats.org/officeDocument/2006/bibliography" xmlns="http://schemas.openxmlformats.org/officeDocument/2006/bibliography" SelectedStyle="\APASixthEditionOfficeOnline.xsl" StyleName="APA" Version="6"/>
+<file path=customXml/itemProps3.xml><?xml version="1.0" encoding="utf-8"?>
+<ds:datastoreItem xmlns:ds="http://schemas.openxmlformats.org/officeDocument/2006/customXml" ds:itemID="{05547FD2-9942-43BC-9F0A-00017A93FCEF}">
+  <ds:schemaRefs>
+    <ds:schemaRef ds:uri="http://schemas.openxmlformats.org/officeDocument/2006/bibliography"/>
+  </ds:schemaRefs>
+</ds:datastoreItem>
 </file>
 
-<file path=customXml/itemProps1.xml><?xml version="1.0" encoding="utf-8"?>
+<file path=customXml/itemProps4.xml><?xml version="1.0" encoding="utf-8"?>
 <ds:datastoreItem xmlns:ds="http://schemas.openxmlformats.org/officeDocument/2006/customXml" ds:itemID="{3BBD18A3-79DB-4A84-8E19-78611868D028}">
   <ds:schemaRefs>
     <ds:schemaRef ds:uri="http://schemas.microsoft.com/office/2006/metadata/contentType"/>
@@ -8945,33 +9328,6 @@
 </ds:datastoreItem>
 </file>
 
-<file path=customXml/itemProps2.xml><?xml version="1.0" encoding="utf-8"?>
-<ds:datastoreItem xmlns:ds="http://schemas.openxmlformats.org/officeDocument/2006/customXml" ds:itemID="{EBC42ABD-C067-4102-BEC1-787B36D5DB6C}">
-  <ds:schemaRefs>
-    <ds:schemaRef ds:uri="http://schemas.microsoft.com/sharepoint/v3/contenttype/forms"/>
-  </ds:schemaRefs>
-</ds:datastoreItem>
-</file>
-
-<file path=customXml/itemProps3.xml><?xml version="1.0" encoding="utf-8"?>
-<ds:datastoreItem xmlns:ds="http://schemas.openxmlformats.org/officeDocument/2006/customXml" ds:itemID="{025C8078-51DC-4841-BA80-19788F4265C1}">
-  <ds:schemaRefs>
-    <ds:schemaRef ds:uri="http://schemas.microsoft.com/office/2006/metadata/properties"/>
-    <ds:schemaRef ds:uri="http://schemas.microsoft.com/office/infopath/2007/PartnerControls"/>
-    <ds:schemaRef ds:uri="8350b7c0-334b-4e19-bfc1-744f6a979eee"/>
-    <ds:schemaRef ds:uri="94d5cf59-5162-48bc-aa9b-620df72947f5"/>
-  </ds:schemaRefs>
-</ds:datastoreItem>
-</file>
-
-<file path=customXml/itemProps4.xml><?xml version="1.0" encoding="utf-8"?>
-<ds:datastoreItem xmlns:ds="http://schemas.openxmlformats.org/officeDocument/2006/customXml" ds:itemID="{05547FD2-9942-43BC-9F0A-00017A93FCEF}">
-  <ds:schemaRefs>
-    <ds:schemaRef ds:uri="http://schemas.openxmlformats.org/officeDocument/2006/bibliography"/>
-  </ds:schemaRefs>
-</ds:datastoreItem>
-</file>
-
 <file path=docMetadata/LabelInfo.xml><?xml version="1.0" encoding="utf-8"?>
 <clbl:labelList xmlns:clbl="http://schemas.microsoft.com/office/2020/mipLabelMetadata">
   <clbl:label id="{e0793d39-0939-496d-b129-198edd916feb}" enabled="0" method="" siteId="{e0793d39-0939-496d-b129-198edd916feb}" removed="1"/>
